--- a/docs/preregistration.docx
+++ b/docs/preregistration.docx
@@ -4,455 +4,11 @@
   <w:body>
     <w:p>
       <w:pPr>
-        <w:pStyle w:val="berschrift2"/>
-        <w:rPr>
-          <w:color w:val="666666"/>
-        </w:rPr>
-      </w:pPr>
-      <w:bookmarkStart w:id="0" w:name="_fwbi14d4b65g" w:colFirst="0" w:colLast="0"/>
-      <w:bookmarkEnd w:id="0"/>
-      <w:r>
-        <w:t>Instructions</w:t>
-      </w:r>
-    </w:p>
-    <w:tbl>
-      <w:tblPr>
-        <w:tblStyle w:val="a"/>
-        <w:tblW w:w="9360" w:type="dxa"/>
-        <w:tblInd w:w="0" w:type="dxa"/>
-        <w:tblBorders>
-          <w:top w:val="single" w:sz="8" w:space="0" w:color="000000"/>
-          <w:left w:val="single" w:sz="8" w:space="0" w:color="000000"/>
-          <w:bottom w:val="single" w:sz="8" w:space="0" w:color="000000"/>
-          <w:right w:val="single" w:sz="8" w:space="0" w:color="000000"/>
-          <w:insideH w:val="single" w:sz="8" w:space="0" w:color="000000"/>
-          <w:insideV w:val="single" w:sz="8" w:space="0" w:color="000000"/>
-        </w:tblBorders>
-        <w:tblLayout w:type="fixed"/>
-        <w:tblLook w:val="0600" w:firstRow="0" w:lastRow="0" w:firstColumn="0" w:lastColumn="0" w:noHBand="1" w:noVBand="1"/>
-      </w:tblPr>
-      <w:tblGrid>
-        <w:gridCol w:w="9360"/>
-      </w:tblGrid>
-      <w:tr>
-        <w:tc>
-          <w:tcPr>
-            <w:tcW w:w="9360" w:type="dxa"/>
-            <w:tcBorders>
-              <w:top w:val="nil"/>
-              <w:left w:val="nil"/>
-              <w:bottom w:val="nil"/>
-              <w:right w:val="nil"/>
-            </w:tcBorders>
-            <w:shd w:val="clear" w:color="auto" w:fill="FFD966"/>
-            <w:tcMar>
-              <w:top w:w="100" w:type="dxa"/>
-              <w:left w:w="100" w:type="dxa"/>
-              <w:bottom w:w="100" w:type="dxa"/>
-              <w:right w:w="100" w:type="dxa"/>
-            </w:tcMar>
-          </w:tcPr>
-          <w:p>
-            <w:r>
-              <w:t>Copy or download this document</w:t>
-            </w:r>
-          </w:p>
-        </w:tc>
-      </w:tr>
-    </w:tbl>
-    <w:p/>
-    <w:p>
-      <w:r>
-        <w:t>This document contains the questions that will be included when completing this registration template on OSF. Make a copy of this document and use it to plan and prepare for submitting your registration.</w:t>
-      </w:r>
-    </w:p>
-    <w:p>
-      <w:r>
-        <w:t>Questions with a red asterisk (</w:t>
-      </w:r>
-      <w:r>
-        <w:rPr>
-          <w:color w:val="FF0000"/>
-        </w:rPr>
-        <w:t>*</w:t>
-      </w:r>
-      <w:r>
-        <w:t>) are required.</w:t>
-      </w:r>
-    </w:p>
-    <w:p>
-      <w:r>
-        <w:t>Questions will offer one of the following input options:</w:t>
-      </w:r>
-    </w:p>
-    <w:tbl>
-      <w:tblPr>
-        <w:tblStyle w:val="a0"/>
-        <w:tblW w:w="9360" w:type="dxa"/>
-        <w:tblInd w:w="0" w:type="dxa"/>
-        <w:tblBorders>
-          <w:top w:val="single" w:sz="8" w:space="0" w:color="000000"/>
-          <w:left w:val="single" w:sz="8" w:space="0" w:color="000000"/>
-          <w:bottom w:val="single" w:sz="8" w:space="0" w:color="000000"/>
-          <w:right w:val="single" w:sz="8" w:space="0" w:color="000000"/>
-          <w:insideH w:val="single" w:sz="8" w:space="0" w:color="000000"/>
-          <w:insideV w:val="single" w:sz="8" w:space="0" w:color="000000"/>
-        </w:tblBorders>
-        <w:tblLayout w:type="fixed"/>
-        <w:tblLook w:val="0600" w:firstRow="0" w:lastRow="0" w:firstColumn="0" w:lastColumn="0" w:noHBand="1" w:noVBand="1"/>
-      </w:tblPr>
-      <w:tblGrid>
-        <w:gridCol w:w="2775"/>
-        <w:gridCol w:w="2070"/>
-        <w:gridCol w:w="4515"/>
-      </w:tblGrid>
-      <w:tr>
-        <w:tc>
-          <w:tcPr>
-            <w:tcW w:w="2775" w:type="dxa"/>
-            <w:tcMar>
-              <w:top w:w="100" w:type="dxa"/>
-              <w:left w:w="100" w:type="dxa"/>
-              <w:bottom w:w="100" w:type="dxa"/>
-              <w:right w:w="100" w:type="dxa"/>
-            </w:tcMar>
-          </w:tcPr>
-          <w:p>
-            <w:pPr>
-              <w:widowControl w:val="0"/>
-              <w:numPr>
-                <w:ilvl w:val="0"/>
-                <w:numId w:val="2"/>
-              </w:numPr>
-              <w:spacing w:after="0" w:line="240" w:lineRule="auto"/>
-              <w:jc w:val="center"/>
-            </w:pPr>
-          </w:p>
-        </w:tc>
-        <w:tc>
-          <w:tcPr>
-            <w:tcW w:w="2070" w:type="dxa"/>
-            <w:tcMar>
-              <w:top w:w="100" w:type="dxa"/>
-              <w:left w:w="100" w:type="dxa"/>
-              <w:bottom w:w="100" w:type="dxa"/>
-              <w:right w:w="100" w:type="dxa"/>
-            </w:tcMar>
-          </w:tcPr>
-          <w:p>
-            <w:pPr>
-              <w:widowControl w:val="0"/>
-              <w:spacing w:after="0" w:line="240" w:lineRule="auto"/>
-            </w:pPr>
-            <w:r>
-              <w:t>Radio button</w:t>
-            </w:r>
-          </w:p>
-        </w:tc>
-        <w:tc>
-          <w:tcPr>
-            <w:tcW w:w="4515" w:type="dxa"/>
-            <w:tcMar>
-              <w:top w:w="100" w:type="dxa"/>
-              <w:left w:w="100" w:type="dxa"/>
-              <w:bottom w:w="100" w:type="dxa"/>
-              <w:right w:w="100" w:type="dxa"/>
-            </w:tcMar>
-          </w:tcPr>
-          <w:p>
-            <w:pPr>
-              <w:widowControl w:val="0"/>
-              <w:spacing w:after="0" w:line="240" w:lineRule="auto"/>
-            </w:pPr>
-            <w:r>
-              <w:t>You will be provided with a series of options and may select only one.</w:t>
-            </w:r>
-          </w:p>
-        </w:tc>
-      </w:tr>
-      <w:tr>
-        <w:trPr>
-          <w:trHeight w:val="756"/>
-        </w:trPr>
-        <w:tc>
-          <w:tcPr>
-            <w:tcW w:w="2775" w:type="dxa"/>
-            <w:tcBorders>
-              <w:bottom w:val="single" w:sz="4" w:space="0" w:color="000000"/>
-            </w:tcBorders>
-            <w:tcMar>
-              <w:top w:w="100" w:type="dxa"/>
-              <w:left w:w="100" w:type="dxa"/>
-              <w:bottom w:w="100" w:type="dxa"/>
-              <w:right w:w="100" w:type="dxa"/>
-            </w:tcMar>
-          </w:tcPr>
-          <w:p>
-            <w:pPr>
-              <w:widowControl w:val="0"/>
-              <w:numPr>
-                <w:ilvl w:val="0"/>
-                <w:numId w:val="4"/>
-              </w:numPr>
-              <w:spacing w:after="0" w:line="240" w:lineRule="auto"/>
-              <w:jc w:val="center"/>
-            </w:pPr>
-          </w:p>
-        </w:tc>
-        <w:tc>
-          <w:tcPr>
-            <w:tcW w:w="2070" w:type="dxa"/>
-            <w:tcMar>
-              <w:top w:w="100" w:type="dxa"/>
-              <w:left w:w="100" w:type="dxa"/>
-              <w:bottom w:w="100" w:type="dxa"/>
-              <w:right w:w="100" w:type="dxa"/>
-            </w:tcMar>
-          </w:tcPr>
-          <w:p>
-            <w:pPr>
-              <w:widowControl w:val="0"/>
-              <w:spacing w:after="0" w:line="240" w:lineRule="auto"/>
-            </w:pPr>
-            <w:r>
-              <w:t>Check box</w:t>
-            </w:r>
-          </w:p>
-        </w:tc>
-        <w:tc>
-          <w:tcPr>
-            <w:tcW w:w="4515" w:type="dxa"/>
-            <w:tcMar>
-              <w:top w:w="100" w:type="dxa"/>
-              <w:left w:w="100" w:type="dxa"/>
-              <w:bottom w:w="100" w:type="dxa"/>
-              <w:right w:w="100" w:type="dxa"/>
-            </w:tcMar>
-          </w:tcPr>
-          <w:p>
-            <w:pPr>
-              <w:widowControl w:val="0"/>
-              <w:spacing w:after="0" w:line="240" w:lineRule="auto"/>
-            </w:pPr>
-            <w:r>
-              <w:t>You will be provided with a series of options and may select as many as necessary.</w:t>
-            </w:r>
-          </w:p>
-        </w:tc>
-      </w:tr>
-      <w:tr>
-        <w:trPr>
-          <w:trHeight w:val="756"/>
-        </w:trPr>
-        <w:tc>
-          <w:tcPr>
-            <w:tcW w:w="2775" w:type="dxa"/>
-            <w:tcBorders>
-              <w:top w:val="single" w:sz="4" w:space="0" w:color="000000"/>
-              <w:left w:val="single" w:sz="4" w:space="0" w:color="000000"/>
-              <w:bottom w:val="single" w:sz="4" w:space="0" w:color="000000"/>
-              <w:right w:val="single" w:sz="4" w:space="0" w:color="000000"/>
-            </w:tcBorders>
-            <w:shd w:val="clear" w:color="auto" w:fill="F3F3F3"/>
-            <w:tcMar>
-              <w:top w:w="100" w:type="dxa"/>
-              <w:left w:w="100" w:type="dxa"/>
-              <w:bottom w:w="100" w:type="dxa"/>
-              <w:right w:w="100" w:type="dxa"/>
-            </w:tcMar>
-          </w:tcPr>
-          <w:p>
-            <w:pPr>
-              <w:widowControl w:val="0"/>
-              <w:spacing w:after="0" w:line="240" w:lineRule="auto"/>
-              <w:jc w:val="center"/>
-            </w:pPr>
-            <w:r>
-              <w:t>Text box</w:t>
-            </w:r>
-          </w:p>
-        </w:tc>
-        <w:tc>
-          <w:tcPr>
-            <w:tcW w:w="2070" w:type="dxa"/>
-            <w:tcBorders>
-              <w:left w:val="single" w:sz="4" w:space="0" w:color="000000"/>
-            </w:tcBorders>
-            <w:tcMar>
-              <w:top w:w="100" w:type="dxa"/>
-              <w:left w:w="100" w:type="dxa"/>
-              <w:bottom w:w="100" w:type="dxa"/>
-              <w:right w:w="100" w:type="dxa"/>
-            </w:tcMar>
-          </w:tcPr>
-          <w:p>
-            <w:pPr>
-              <w:widowControl w:val="0"/>
-              <w:spacing w:after="0" w:line="240" w:lineRule="auto"/>
-            </w:pPr>
-            <w:r>
-              <w:t xml:space="preserve">Text box </w:t>
-            </w:r>
-          </w:p>
-          <w:p>
-            <w:pPr>
-              <w:widowControl w:val="0"/>
-              <w:spacing w:after="0" w:line="240" w:lineRule="auto"/>
-            </w:pPr>
-            <w:r>
-              <w:t>(short or long)</w:t>
-            </w:r>
-          </w:p>
-        </w:tc>
-        <w:tc>
-          <w:tcPr>
-            <w:tcW w:w="4515" w:type="dxa"/>
-            <w:tcBorders>
-              <w:left w:val="single" w:sz="4" w:space="0" w:color="000000"/>
-            </w:tcBorders>
-            <w:tcMar>
-              <w:top w:w="100" w:type="dxa"/>
-              <w:left w:w="100" w:type="dxa"/>
-              <w:bottom w:w="100" w:type="dxa"/>
-              <w:right w:w="100" w:type="dxa"/>
-            </w:tcMar>
-          </w:tcPr>
-          <w:p>
-            <w:pPr>
-              <w:widowControl w:val="0"/>
-              <w:spacing w:after="0" w:line="240" w:lineRule="auto"/>
-            </w:pPr>
-            <w:r>
-              <w:t>You will type in your response.</w:t>
-            </w:r>
-          </w:p>
-        </w:tc>
-      </w:tr>
-      <w:tr>
-        <w:trPr>
-          <w:trHeight w:val="756"/>
-        </w:trPr>
-        <w:tc>
-          <w:tcPr>
-            <w:tcW w:w="2775" w:type="dxa"/>
-            <w:tcBorders>
-              <w:top w:val="single" w:sz="4" w:space="0" w:color="000000"/>
-              <w:left w:val="single" w:sz="4" w:space="0" w:color="000000"/>
-              <w:bottom w:val="single" w:sz="4" w:space="0" w:color="000000"/>
-              <w:right w:val="single" w:sz="4" w:space="0" w:color="000000"/>
-            </w:tcBorders>
-            <w:tcMar>
-              <w:top w:w="100" w:type="dxa"/>
-              <w:left w:w="100" w:type="dxa"/>
-              <w:bottom w:w="100" w:type="dxa"/>
-              <w:right w:w="100" w:type="dxa"/>
-            </w:tcMar>
-          </w:tcPr>
-          <w:p>
-            <w:pPr>
-              <w:widowControl w:val="0"/>
-              <w:spacing w:after="0" w:line="240" w:lineRule="auto"/>
-              <w:jc w:val="center"/>
-            </w:pPr>
-            <w:r>
-              <w:rPr>
-                <w:noProof/>
-              </w:rPr>
-              <w:drawing>
-                <wp:inline distT="114300" distB="114300" distL="114300" distR="114300" wp14:anchorId="07A621B9" wp14:editId="0B68663D">
-                  <wp:extent cx="1635866" cy="1377860"/>
-                  <wp:effectExtent l="0" t="0" r="0" b="0"/>
-                  <wp:docPr id="3" name="image1.png"/>
-                  <wp:cNvGraphicFramePr/>
-                  <a:graphic xmlns:a="http://schemas.openxmlformats.org/drawingml/2006/main">
-                    <a:graphicData uri="http://schemas.openxmlformats.org/drawingml/2006/picture">
-                      <pic:pic xmlns:pic="http://schemas.openxmlformats.org/drawingml/2006/picture">
-                        <pic:nvPicPr>
-                          <pic:cNvPr id="0" name="image1.png"/>
-                          <pic:cNvPicPr preferRelativeResize="0"/>
-                        </pic:nvPicPr>
-                        <pic:blipFill>
-                          <a:blip r:embed="rId7"/>
-                          <a:srcRect/>
-                          <a:stretch>
-                            <a:fillRect/>
-                          </a:stretch>
-                        </pic:blipFill>
-                        <pic:spPr>
-                          <a:xfrm>
-                            <a:off x="0" y="0"/>
-                            <a:ext cx="1635866" cy="1377860"/>
-                          </a:xfrm>
-                          <a:prstGeom prst="rect">
-                            <a:avLst/>
-                          </a:prstGeom>
-                          <a:ln/>
-                        </pic:spPr>
-                      </pic:pic>
-                    </a:graphicData>
-                  </a:graphic>
-                </wp:inline>
-              </w:drawing>
-            </w:r>
-          </w:p>
-        </w:tc>
-        <w:tc>
-          <w:tcPr>
-            <w:tcW w:w="2070" w:type="dxa"/>
-            <w:tcBorders>
-              <w:left w:val="single" w:sz="4" w:space="0" w:color="000000"/>
-            </w:tcBorders>
-            <w:tcMar>
-              <w:top w:w="100" w:type="dxa"/>
-              <w:left w:w="100" w:type="dxa"/>
-              <w:bottom w:w="100" w:type="dxa"/>
-              <w:right w:w="100" w:type="dxa"/>
-            </w:tcMar>
-          </w:tcPr>
-          <w:p>
-            <w:pPr>
-              <w:widowControl w:val="0"/>
-              <w:spacing w:after="0" w:line="240" w:lineRule="auto"/>
-            </w:pPr>
-            <w:r>
-              <w:t>File upload widget</w:t>
-            </w:r>
-          </w:p>
-        </w:tc>
-        <w:tc>
-          <w:tcPr>
-            <w:tcW w:w="4515" w:type="dxa"/>
-            <w:tcBorders>
-              <w:left w:val="single" w:sz="4" w:space="0" w:color="000000"/>
-            </w:tcBorders>
-            <w:tcMar>
-              <w:top w:w="100" w:type="dxa"/>
-              <w:left w:w="100" w:type="dxa"/>
-              <w:bottom w:w="100" w:type="dxa"/>
-              <w:right w:w="100" w:type="dxa"/>
-            </w:tcMar>
-          </w:tcPr>
-          <w:p>
-            <w:pPr>
-              <w:widowControl w:val="0"/>
-              <w:spacing w:after="0" w:line="240" w:lineRule="auto"/>
-            </w:pPr>
-            <w:r>
-              <w:t>You can upload a file as a response to this question.</w:t>
-            </w:r>
-            <w:r>
-              <w:br/>
-              <w:t>You may attach up to 5 files and cannot total over 5GB in size.</w:t>
-            </w:r>
-          </w:p>
-        </w:tc>
-      </w:tr>
-    </w:tbl>
-    <w:p>
-      <w:pPr>
-        <w:spacing w:after="0"/>
+        <w:tabs>
+          <w:tab w:val="left" w:pos="2084"/>
+        </w:tabs>
         <w:sectPr>
-          <w:headerReference w:type="default" r:id="rId8"/>
+          <w:headerReference w:type="default" r:id="rId7"/>
           <w:pgSz w:w="12240" w:h="15840"/>
           <w:pgMar w:top="1440" w:right="1440" w:bottom="1440" w:left="1440" w:header="720" w:footer="720" w:gutter="0"/>
           <w:pgNumType w:start="1"/>
@@ -465,8 +21,8 @@
         <w:pStyle w:val="berschrift1"/>
         <w:spacing w:before="320" w:after="80"/>
       </w:pPr>
-      <w:bookmarkStart w:id="2" w:name="_ot61757basit" w:colFirst="0" w:colLast="0"/>
-      <w:bookmarkEnd w:id="2"/>
+      <w:bookmarkStart w:id="1" w:name="_ot61757basit" w:colFirst="0" w:colLast="0"/>
+      <w:bookmarkEnd w:id="1"/>
       <w:r>
         <w:lastRenderedPageBreak/>
         <w:t>Metadata</w:t>
@@ -479,8 +35,8 @@
           <w:color w:val="FF0000"/>
         </w:rPr>
       </w:pPr>
-      <w:bookmarkStart w:id="3" w:name="_cn9zfdi1wk8u" w:colFirst="0" w:colLast="0"/>
-      <w:bookmarkEnd w:id="3"/>
+      <w:bookmarkStart w:id="2" w:name="_cn9zfdi1wk8u" w:colFirst="0" w:colLast="0"/>
+      <w:bookmarkEnd w:id="2"/>
       <w:r>
         <w:t>Title</w:t>
       </w:r>
@@ -557,8 +113,8 @@
       <w:pPr>
         <w:pStyle w:val="berschrift3"/>
       </w:pPr>
-      <w:bookmarkStart w:id="4" w:name="_tum9l33ylcro" w:colFirst="0" w:colLast="0"/>
-      <w:bookmarkEnd w:id="4"/>
+      <w:bookmarkStart w:id="3" w:name="_tum9l33ylcro" w:colFirst="0" w:colLast="0"/>
+      <w:bookmarkEnd w:id="3"/>
       <w:r>
         <w:t>Description</w:t>
       </w:r>
@@ -615,7 +171,38 @@
               <w:spacing w:after="0" w:line="240" w:lineRule="auto"/>
             </w:pPr>
             <w:r>
-              <w:t>Communication is a multimodal phenomenon involving the coordination of speech, gestures, facial expression, and body posture. Eyebrow movements have been found to correlate with speech pitch such (TODO: references). In this project, we are investigating whether this effect also holds under increased demands on postural stability.</w:t>
+              <w:t>Communication is a multimodal phenomenon involving the coordination of speech, gestures, facial expression, and body posture. Eyebrow movements have been found to correlate with speech pitch such (</w:t>
+            </w:r>
+            <w:proofErr w:type="spellStart"/>
+            <w:r>
+              <w:t>Cavé</w:t>
+            </w:r>
+            <w:proofErr w:type="spellEnd"/>
+            <w:r>
+              <w:t xml:space="preserve"> et al., 1996; Gast, 2023</w:t>
+            </w:r>
+            <w:r>
+              <w:t xml:space="preserve">, </w:t>
+            </w:r>
+            <w:proofErr w:type="spellStart"/>
+            <w:r>
+              <w:t>Hömke</w:t>
+            </w:r>
+            <w:proofErr w:type="spellEnd"/>
+            <w:r>
+              <w:t xml:space="preserve"> et al., 2025</w:t>
+            </w:r>
+            <w:r>
+              <w:t>). In this project, we investigat</w:t>
+            </w:r>
+            <w:r>
+              <w:t>e</w:t>
+            </w:r>
+            <w:r>
+              <w:t xml:space="preserve"> whether this effect also holds under increased demands on postural stability.</w:t>
+            </w:r>
+            <w:r>
+              <w:t xml:space="preserve"> To this end, we reanalyze data from the balance corpus (Yang et al., 2026). Dyads played the Taboo game, while the clue giver was standing either on the ground or on a wobble board; the latter condition placing additional demands on the clue-giver to maintain postural stability.</w:t>
             </w:r>
           </w:p>
         </w:tc>
@@ -635,8 +222,8 @@
       <w:pPr>
         <w:pStyle w:val="berschrift3"/>
       </w:pPr>
-      <w:bookmarkStart w:id="5" w:name="_co1tv77jq3l2" w:colFirst="0" w:colLast="0"/>
-      <w:bookmarkEnd w:id="5"/>
+      <w:bookmarkStart w:id="4" w:name="_co1tv77jq3l2" w:colFirst="0" w:colLast="0"/>
+      <w:bookmarkEnd w:id="4"/>
       <w:r>
         <w:t>Contributors</w:t>
       </w:r>
@@ -779,26 +366,26 @@
       </w:pPr>
     </w:p>
     <w:p>
-      <w:bookmarkStart w:id="6" w:name="_4lg1bjx58a3y" w:colFirst="0" w:colLast="0"/>
+      <w:bookmarkStart w:id="5" w:name="_4lg1bjx58a3y" w:colFirst="0" w:colLast="0"/>
+      <w:bookmarkEnd w:id="5"/>
+    </w:p>
+    <w:p/>
+    <w:p>
+      <w:pPr>
+        <w:pStyle w:val="berschrift1"/>
+      </w:pPr>
+      <w:bookmarkStart w:id="6" w:name="_4oq1w7va6udy" w:colFirst="0" w:colLast="0"/>
       <w:bookmarkEnd w:id="6"/>
-    </w:p>
-    <w:p/>
-    <w:p>
-      <w:pPr>
-        <w:pStyle w:val="berschrift1"/>
-      </w:pPr>
-      <w:bookmarkStart w:id="7" w:name="_4oq1w7va6udy" w:colFirst="0" w:colLast="0"/>
+      <w:r>
+        <w:t>Study Information</w:t>
+      </w:r>
+    </w:p>
+    <w:p>
+      <w:pPr>
+        <w:pStyle w:val="berschrift3"/>
+      </w:pPr>
+      <w:bookmarkStart w:id="7" w:name="_lajxqmz02xch" w:colFirst="0" w:colLast="0"/>
       <w:bookmarkEnd w:id="7"/>
-      <w:r>
-        <w:t>Study Information</w:t>
-      </w:r>
-    </w:p>
-    <w:p>
-      <w:pPr>
-        <w:pStyle w:val="berschrift3"/>
-      </w:pPr>
-      <w:bookmarkStart w:id="8" w:name="_lajxqmz02xch" w:colFirst="0" w:colLast="0"/>
-      <w:bookmarkEnd w:id="8"/>
       <w:r>
         <w:t>Research questions*</w:t>
       </w:r>
@@ -876,8 +463,8 @@
       <w:pPr>
         <w:pStyle w:val="berschrift3"/>
       </w:pPr>
-      <w:bookmarkStart w:id="9" w:name="_qy5pwwv58h1j" w:colFirst="0" w:colLast="0"/>
-      <w:bookmarkEnd w:id="9"/>
+      <w:bookmarkStart w:id="8" w:name="_qy5pwwv58h1j" w:colFirst="0" w:colLast="0"/>
+      <w:bookmarkEnd w:id="8"/>
       <w:r>
         <w:lastRenderedPageBreak/>
         <w:t>Hypotheses*</w:t>
@@ -965,6 +552,9 @@
             <w:r>
               <w:t>Hypothesis 3:</w:t>
             </w:r>
+            <w:r>
+              <w:t xml:space="preserve"> Higher mutual information in eyebrow movements between the clue giver and the guesser is associated with faster guessing times (higher task performance).</w:t>
+            </w:r>
           </w:p>
         </w:tc>
       </w:tr>
@@ -981,18 +571,18 @@
       <w:pPr>
         <w:pStyle w:val="berschrift1"/>
       </w:pPr>
-      <w:bookmarkStart w:id="10" w:name="_q2285qxgq87w" w:colFirst="0" w:colLast="0"/>
+      <w:bookmarkStart w:id="9" w:name="_q2285qxgq87w" w:colFirst="0" w:colLast="0"/>
+      <w:bookmarkEnd w:id="9"/>
+      <w:r>
+        <w:t>Data Description</w:t>
+      </w:r>
+    </w:p>
+    <w:p>
+      <w:pPr>
+        <w:pStyle w:val="berschrift3"/>
+      </w:pPr>
+      <w:bookmarkStart w:id="10" w:name="_z717j4jkn7uo" w:colFirst="0" w:colLast="0"/>
       <w:bookmarkEnd w:id="10"/>
-      <w:r>
-        <w:t>Data Description</w:t>
-      </w:r>
-    </w:p>
-    <w:p>
-      <w:pPr>
-        <w:pStyle w:val="berschrift3"/>
-      </w:pPr>
-      <w:bookmarkStart w:id="11" w:name="_z717j4jkn7uo" w:colFirst="0" w:colLast="0"/>
-      <w:bookmarkEnd w:id="11"/>
       <w:r>
         <w:t>Datasets used*</w:t>
       </w:r>
@@ -1076,8 +666,8 @@
       <w:pPr>
         <w:pStyle w:val="berschrift3"/>
       </w:pPr>
-      <w:bookmarkStart w:id="12" w:name="_pbkyz5grkg88" w:colFirst="0" w:colLast="0"/>
-      <w:bookmarkEnd w:id="12"/>
+      <w:bookmarkStart w:id="11" w:name="_pbkyz5grkg88" w:colFirst="0" w:colLast="0"/>
+      <w:bookmarkEnd w:id="11"/>
       <w:r>
         <w:t>Data availability*</w:t>
       </w:r>
@@ -1099,36 +689,13 @@
         <w:t>The dataset is publicly available</w:t>
       </w:r>
     </w:p>
-    <w:p>
-      <w:pPr>
-        <w:numPr>
-          <w:ilvl w:val="0"/>
-          <w:numId w:val="3"/>
-        </w:numPr>
-        <w:spacing w:after="0"/>
-      </w:pPr>
-      <w:r>
-        <w:t>The dataset is available through protected access</w:t>
-      </w:r>
-    </w:p>
-    <w:p>
-      <w:pPr>
-        <w:numPr>
-          <w:ilvl w:val="0"/>
-          <w:numId w:val="3"/>
-        </w:numPr>
-      </w:pPr>
-      <w:r>
-        <w:t>The dataset is not publicly available</w:t>
-      </w:r>
-    </w:p>
     <w:p/>
     <w:p>
       <w:pPr>
         <w:pStyle w:val="berschrift3"/>
       </w:pPr>
-      <w:bookmarkStart w:id="13" w:name="_id8hoaz0ebb1" w:colFirst="0" w:colLast="0"/>
-      <w:bookmarkEnd w:id="13"/>
+      <w:bookmarkStart w:id="12" w:name="_id8hoaz0ebb1" w:colFirst="0" w:colLast="0"/>
+      <w:bookmarkEnd w:id="12"/>
       <w:r>
         <w:t>Data access</w:t>
       </w:r>
@@ -1201,8 +768,8 @@
       <w:pPr>
         <w:pStyle w:val="berschrift3"/>
       </w:pPr>
-      <w:bookmarkStart w:id="14" w:name="_vgbzgt65r07y" w:colFirst="0" w:colLast="0"/>
-      <w:bookmarkEnd w:id="14"/>
+      <w:bookmarkStart w:id="13" w:name="_vgbzgt65r07y" w:colFirst="0" w:colLast="0"/>
+      <w:bookmarkEnd w:id="13"/>
       <w:r>
         <w:t>Data identifiers</w:t>
       </w:r>
@@ -1275,8 +842,8 @@
       <w:pPr>
         <w:pStyle w:val="berschrift3"/>
       </w:pPr>
-      <w:bookmarkStart w:id="15" w:name="_9ly2jgq1k207" w:colFirst="0" w:colLast="0"/>
-      <w:bookmarkEnd w:id="15"/>
+      <w:bookmarkStart w:id="14" w:name="_9ly2jgq1k207" w:colFirst="0" w:colLast="0"/>
+      <w:bookmarkEnd w:id="14"/>
       <w:r>
         <w:t>Access date*</w:t>
       </w:r>
@@ -1345,8 +912,8 @@
       <w:pPr>
         <w:pStyle w:val="berschrift3"/>
       </w:pPr>
-      <w:bookmarkStart w:id="16" w:name="_jsyg13qhd150" w:colFirst="0" w:colLast="0"/>
-      <w:bookmarkEnd w:id="16"/>
+      <w:bookmarkStart w:id="15" w:name="_jsyg13qhd150" w:colFirst="0" w:colLast="0"/>
+      <w:bookmarkEnd w:id="15"/>
       <w:r>
         <w:t>Data collection procedures*</w:t>
       </w:r>
@@ -1415,8 +982,8 @@
       <w:pPr>
         <w:pStyle w:val="berschrift3"/>
       </w:pPr>
-      <w:bookmarkStart w:id="17" w:name="_wsq617ao5c74" w:colFirst="0" w:colLast="0"/>
-      <w:bookmarkEnd w:id="17"/>
+      <w:bookmarkStart w:id="16" w:name="_wsq617ao5c74" w:colFirst="0" w:colLast="0"/>
+      <w:bookmarkEnd w:id="16"/>
       <w:r>
         <w:t>Data collection procedures documentation</w:t>
       </w:r>
@@ -1445,7 +1012,7 @@
                     <pic:cNvPicPr preferRelativeResize="0"/>
                   </pic:nvPicPr>
                   <pic:blipFill>
-                    <a:blip r:embed="rId7"/>
+                    <a:blip r:embed="rId8"/>
                     <a:srcRect/>
                     <a:stretch>
                       <a:fillRect/>
@@ -1478,8 +1045,8 @@
       <w:pPr>
         <w:pStyle w:val="berschrift3"/>
       </w:pPr>
-      <w:bookmarkStart w:id="18" w:name="_t6naswxtvkhl" w:colFirst="0" w:colLast="0"/>
-      <w:bookmarkEnd w:id="18"/>
+      <w:bookmarkStart w:id="17" w:name="_t6naswxtvkhl" w:colFirst="0" w:colLast="0"/>
+      <w:bookmarkEnd w:id="17"/>
       <w:r>
         <w:lastRenderedPageBreak/>
         <w:t>Codebook</w:t>
@@ -1553,8 +1120,8 @@
       <w:pPr>
         <w:pStyle w:val="berschrift3"/>
       </w:pPr>
-      <w:bookmarkStart w:id="19" w:name="_6morsc51ep6n" w:colFirst="0" w:colLast="0"/>
-      <w:bookmarkEnd w:id="19"/>
+      <w:bookmarkStart w:id="18" w:name="_6morsc51ep6n" w:colFirst="0" w:colLast="0"/>
+      <w:bookmarkEnd w:id="18"/>
       <w:r>
         <w:t>Codebook documentation</w:t>
       </w:r>
@@ -1583,7 +1150,7 @@
                     <pic:cNvPicPr preferRelativeResize="0"/>
                   </pic:nvPicPr>
                   <pic:blipFill>
-                    <a:blip r:embed="rId7"/>
+                    <a:blip r:embed="rId8"/>
                     <a:srcRect/>
                     <a:stretch>
                       <a:fillRect/>
@@ -1632,18 +1199,18 @@
       <w:pPr>
         <w:pStyle w:val="berschrift1"/>
       </w:pPr>
-      <w:bookmarkStart w:id="20" w:name="_obv9q4clavg9" w:colFirst="0" w:colLast="0"/>
+      <w:bookmarkStart w:id="19" w:name="_obv9q4clavg9" w:colFirst="0" w:colLast="0"/>
+      <w:bookmarkEnd w:id="19"/>
+      <w:r>
+        <w:t>Variables</w:t>
+      </w:r>
+    </w:p>
+    <w:p>
+      <w:pPr>
+        <w:pStyle w:val="berschrift3"/>
+      </w:pPr>
+      <w:bookmarkStart w:id="20" w:name="_19tf5t2e1aaq" w:colFirst="0" w:colLast="0"/>
       <w:bookmarkEnd w:id="20"/>
-      <w:r>
-        <w:t>Variables</w:t>
-      </w:r>
-    </w:p>
-    <w:p>
-      <w:pPr>
-        <w:pStyle w:val="berschrift3"/>
-      </w:pPr>
-      <w:bookmarkStart w:id="21" w:name="_19tf5t2e1aaq" w:colFirst="0" w:colLast="0"/>
-      <w:bookmarkEnd w:id="21"/>
       <w:r>
         <w:t>Manipulated variables</w:t>
       </w:r>
@@ -1717,8 +1284,8 @@
       <w:pPr>
         <w:pStyle w:val="berschrift3"/>
       </w:pPr>
-      <w:bookmarkStart w:id="22" w:name="_9lg6161zmhmc" w:colFirst="0" w:colLast="0"/>
-      <w:bookmarkEnd w:id="22"/>
+      <w:bookmarkStart w:id="21" w:name="_9lg6161zmhmc" w:colFirst="0" w:colLast="0"/>
+      <w:bookmarkEnd w:id="21"/>
       <w:r>
         <w:lastRenderedPageBreak/>
         <w:t>Manipulated variables documentation</w:t>
@@ -1748,7 +1315,7 @@
                     <pic:cNvPicPr preferRelativeResize="0"/>
                   </pic:nvPicPr>
                   <pic:blipFill>
-                    <a:blip r:embed="rId7"/>
+                    <a:blip r:embed="rId8"/>
                     <a:srcRect/>
                     <a:stretch>
                       <a:fillRect/>
@@ -1776,8 +1343,8 @@
       <w:pPr>
         <w:pStyle w:val="berschrift3"/>
       </w:pPr>
-      <w:bookmarkStart w:id="23" w:name="_x1xgmq8twmxr" w:colFirst="0" w:colLast="0"/>
-      <w:bookmarkEnd w:id="23"/>
+      <w:bookmarkStart w:id="22" w:name="_x1xgmq8twmxr" w:colFirst="0" w:colLast="0"/>
+      <w:bookmarkEnd w:id="22"/>
       <w:r>
         <w:t>Measured variables*</w:t>
       </w:r>
@@ -1858,8 +1425,8 @@
       <w:pPr>
         <w:pStyle w:val="berschrift3"/>
       </w:pPr>
-      <w:bookmarkStart w:id="24" w:name="_1ubmyzqvqwtr" w:colFirst="0" w:colLast="0"/>
-      <w:bookmarkEnd w:id="24"/>
+      <w:bookmarkStart w:id="23" w:name="_1ubmyzqvqwtr" w:colFirst="0" w:colLast="0"/>
+      <w:bookmarkEnd w:id="23"/>
       <w:r>
         <w:t>Missing data</w:t>
       </w:r>
@@ -1932,8 +1499,8 @@
       <w:pPr>
         <w:pStyle w:val="berschrift3"/>
       </w:pPr>
-      <w:bookmarkStart w:id="25" w:name="_utgq853qgo78" w:colFirst="0" w:colLast="0"/>
-      <w:bookmarkEnd w:id="25"/>
+      <w:bookmarkStart w:id="24" w:name="_utgq853qgo78" w:colFirst="0" w:colLast="0"/>
+      <w:bookmarkEnd w:id="24"/>
       <w:r>
         <w:t>Unit of analysis</w:t>
       </w:r>
@@ -2015,8 +1582,8 @@
       <w:pPr>
         <w:pStyle w:val="berschrift3"/>
       </w:pPr>
-      <w:bookmarkStart w:id="26" w:name="_9mwu3a4uznwx" w:colFirst="0" w:colLast="0"/>
-      <w:bookmarkEnd w:id="26"/>
+      <w:bookmarkStart w:id="25" w:name="_9mwu3a4uznwx" w:colFirst="0" w:colLast="0"/>
+      <w:bookmarkEnd w:id="25"/>
       <w:r>
         <w:t>Statistical outliers</w:t>
       </w:r>
@@ -2090,8 +1657,8 @@
       <w:pPr>
         <w:pStyle w:val="berschrift3"/>
       </w:pPr>
-      <w:bookmarkStart w:id="27" w:name="_imhet3fdysbt" w:colFirst="0" w:colLast="0"/>
-      <w:bookmarkEnd w:id="27"/>
+      <w:bookmarkStart w:id="26" w:name="_imhet3fdysbt" w:colFirst="0" w:colLast="0"/>
+      <w:bookmarkEnd w:id="26"/>
       <w:r>
         <w:t>Sampling weights</w:t>
       </w:r>
@@ -2160,19 +1727,19 @@
       <w:pPr>
         <w:pStyle w:val="berschrift1"/>
       </w:pPr>
-      <w:bookmarkStart w:id="28" w:name="_xg30bv8iom60" w:colFirst="0" w:colLast="0"/>
+      <w:bookmarkStart w:id="27" w:name="_xg30bv8iom60" w:colFirst="0" w:colLast="0"/>
+      <w:bookmarkEnd w:id="27"/>
+      <w:r>
+        <w:t>Knowledge of Data</w:t>
+      </w:r>
+    </w:p>
+    <w:p/>
+    <w:p>
+      <w:pPr>
+        <w:pStyle w:val="berschrift3"/>
+      </w:pPr>
+      <w:bookmarkStart w:id="28" w:name="_kwd6xxpkkz9k" w:colFirst="0" w:colLast="0"/>
       <w:bookmarkEnd w:id="28"/>
-      <w:r>
-        <w:t>Knowledge of Data</w:t>
-      </w:r>
-    </w:p>
-    <w:p/>
-    <w:p>
-      <w:pPr>
-        <w:pStyle w:val="berschrift3"/>
-      </w:pPr>
-      <w:bookmarkStart w:id="29" w:name="_kwd6xxpkkz9k" w:colFirst="0" w:colLast="0"/>
-      <w:bookmarkEnd w:id="29"/>
       <w:r>
         <w:t>Prior Publication/Dissemination</w:t>
       </w:r>
@@ -2246,8 +1813,8 @@
       <w:pPr>
         <w:pStyle w:val="berschrift3"/>
       </w:pPr>
-      <w:bookmarkStart w:id="30" w:name="_37ldgq1xtasw" w:colFirst="0" w:colLast="0"/>
-      <w:bookmarkEnd w:id="30"/>
+      <w:bookmarkStart w:id="29" w:name="_37ldgq1xtasw" w:colFirst="0" w:colLast="0"/>
+      <w:bookmarkEnd w:id="29"/>
       <w:r>
         <w:t>Prior knowledge*</w:t>
       </w:r>
@@ -2316,19 +1883,19 @@
       <w:pPr>
         <w:pStyle w:val="berschrift1"/>
       </w:pPr>
-      <w:bookmarkStart w:id="31" w:name="_2h26pjgnh3pa" w:colFirst="0" w:colLast="0"/>
+      <w:bookmarkStart w:id="30" w:name="_2h26pjgnh3pa" w:colFirst="0" w:colLast="0"/>
+      <w:bookmarkEnd w:id="30"/>
+      <w:r>
+        <w:t>Analyses</w:t>
+      </w:r>
+    </w:p>
+    <w:p/>
+    <w:p>
+      <w:pPr>
+        <w:pStyle w:val="berschrift3"/>
+      </w:pPr>
+      <w:bookmarkStart w:id="31" w:name="_hw19zxz6g4wr" w:colFirst="0" w:colLast="0"/>
       <w:bookmarkEnd w:id="31"/>
-      <w:r>
-        <w:t>Analyses</w:t>
-      </w:r>
-    </w:p>
-    <w:p/>
-    <w:p>
-      <w:pPr>
-        <w:pStyle w:val="berschrift3"/>
-      </w:pPr>
-      <w:bookmarkStart w:id="32" w:name="_hw19zxz6g4wr" w:colFirst="0" w:colLast="0"/>
-      <w:bookmarkEnd w:id="32"/>
       <w:r>
         <w:t>Statistical models*</w:t>
       </w:r>
@@ -2397,8 +1964,8 @@
       <w:pPr>
         <w:pStyle w:val="berschrift3"/>
       </w:pPr>
-      <w:bookmarkStart w:id="33" w:name="_37pytlna8swi" w:colFirst="0" w:colLast="0"/>
-      <w:bookmarkEnd w:id="33"/>
+      <w:bookmarkStart w:id="32" w:name="_37pytlna8swi" w:colFirst="0" w:colLast="0"/>
+      <w:bookmarkEnd w:id="32"/>
       <w:r>
         <w:t>Effect size</w:t>
       </w:r>
@@ -2467,8 +2034,8 @@
       <w:pPr>
         <w:pStyle w:val="berschrift3"/>
       </w:pPr>
-      <w:bookmarkStart w:id="34" w:name="_h038j9y0eq0u" w:colFirst="0" w:colLast="0"/>
-      <w:bookmarkEnd w:id="34"/>
+      <w:bookmarkStart w:id="33" w:name="_h038j9y0eq0u" w:colFirst="0" w:colLast="0"/>
+      <w:bookmarkEnd w:id="33"/>
       <w:r>
         <w:t>Statistical power</w:t>
       </w:r>
@@ -2538,8 +2105,8 @@
       <w:pPr>
         <w:pStyle w:val="berschrift3"/>
       </w:pPr>
-      <w:bookmarkStart w:id="35" w:name="_emiz15a7l6c9" w:colFirst="0" w:colLast="0"/>
-      <w:bookmarkEnd w:id="35"/>
+      <w:bookmarkStart w:id="34" w:name="_emiz15a7l6c9" w:colFirst="0" w:colLast="0"/>
+      <w:bookmarkEnd w:id="34"/>
       <w:r>
         <w:t>Inference criteria</w:t>
       </w:r>
@@ -2624,8 +2191,8 @@
       <w:pPr>
         <w:pStyle w:val="berschrift3"/>
       </w:pPr>
-      <w:bookmarkStart w:id="36" w:name="_a2428nixgwul" w:colFirst="0" w:colLast="0"/>
-      <w:bookmarkEnd w:id="36"/>
+      <w:bookmarkStart w:id="35" w:name="_a2428nixgwul" w:colFirst="0" w:colLast="0"/>
+      <w:bookmarkEnd w:id="35"/>
       <w:r>
         <w:t xml:space="preserve">Assumption Violation/Model Non-Convergence </w:t>
       </w:r>
@@ -2695,8 +2262,8 @@
       <w:pPr>
         <w:pStyle w:val="berschrift3"/>
       </w:pPr>
-      <w:bookmarkStart w:id="37" w:name="_oifosv29oftj" w:colFirst="0" w:colLast="0"/>
-      <w:bookmarkEnd w:id="37"/>
+      <w:bookmarkStart w:id="36" w:name="_oifosv29oftj" w:colFirst="0" w:colLast="0"/>
+      <w:bookmarkEnd w:id="36"/>
       <w:r>
         <w:t xml:space="preserve">Reliability and Robustness Testing </w:t>
       </w:r>
@@ -2765,8 +2332,8 @@
       <w:pPr>
         <w:pStyle w:val="berschrift3"/>
       </w:pPr>
-      <w:bookmarkStart w:id="38" w:name="_wlw9rod5srk7" w:colFirst="0" w:colLast="0"/>
-      <w:bookmarkEnd w:id="38"/>
+      <w:bookmarkStart w:id="37" w:name="_wlw9rod5srk7" w:colFirst="0" w:colLast="0"/>
+      <w:bookmarkEnd w:id="37"/>
       <w:r>
         <w:t>Exploratory analysis</w:t>
       </w:r>
@@ -2892,8 +2459,8 @@
     <w:pPr>
       <w:pStyle w:val="berschrift1"/>
     </w:pPr>
-    <w:bookmarkStart w:id="1" w:name="_928ebf4svkpt" w:colFirst="0" w:colLast="0"/>
-    <w:bookmarkEnd w:id="1"/>
+    <w:bookmarkStart w:id="0" w:name="_928ebf4svkpt" w:colFirst="0" w:colLast="0"/>
+    <w:bookmarkEnd w:id="0"/>
     <w:r>
       <w:t>Secondary Data Preregistration</w:t>
     </w:r>
@@ -4649,6 +4216,7 @@
   <w:style w:type="character" w:default="1" w:styleId="Absatz-Standardschriftart">
     <w:name w:val="Default Paragraph Font"/>
     <w:uiPriority w:val="1"/>
+    <w:semiHidden/>
     <w:unhideWhenUsed/>
   </w:style>
   <w:style w:type="table" w:default="1" w:styleId="NormaleTabelle">

--- a/docs/preregistration.docx
+++ b/docs/preregistration.docx
@@ -1,6 +1,6 @@
 
 <file path=word/document.xml><?xml version="1.0" encoding="utf-8"?>
-<w:document xmlns:wpc="http://schemas.microsoft.com/office/word/2010/wordprocessingCanvas" xmlns:cx="http://schemas.microsoft.com/office/drawing/2014/chartex" xmlns:cx1="http://schemas.microsoft.com/office/drawing/2015/9/8/chartex" xmlns:cx2="http://schemas.microsoft.com/office/drawing/2015/10/21/chartex" xmlns:cx3="http://schemas.microsoft.com/office/drawing/2016/5/9/chartex" xmlns:cx4="http://schemas.microsoft.com/office/drawing/2016/5/10/chartex" xmlns:cx5="http://schemas.microsoft.com/office/drawing/2016/5/11/chartex" xmlns:cx6="http://schemas.microsoft.com/office/drawing/2016/5/12/chartex" xmlns:cx7="http://schemas.microsoft.com/office/drawing/2016/5/13/chartex" xmlns:cx8="http://schemas.microsoft.com/office/drawing/2016/5/14/chartex" xmlns:mc="http://schemas.openxmlformats.org/markup-compatibility/2006" xmlns:m="http://schemas.openxmlformats.org/officeDocument/2006/math" xmlns:aink="http://schemas.microsoft.com/office/drawing/2016/ink" xmlns:am3d="http://schemas.microsoft.com/office/drawing/2017/model3d" xmlns:oel="http://schemas.microsoft.com/office/2019/extlst" xmlns:r="http://schemas.openxmlformats.org/officeDocument/2006/relationships" xmlns:wp14="http://schemas.microsoft.com/office/word/2010/wordprocessingDrawing" xmlns:wp="http://schemas.openxmlformats.org/drawingml/2006/wordprocessingDrawing" xmlns:wpg="http://schemas.microsoft.com/office/word/2010/wordprocessingGroup" xmlns:wpi="http://schemas.microsoft.com/office/word/2010/wordprocessingInk" xmlns:wps="http://schemas.microsoft.com/office/word/2010/wordprocessingShape" xmlns:o="urn:schemas-microsoft-com:office:office" xmlns:v="urn:schemas-microsoft-com:vml" xmlns:w10="urn:schemas-microsoft-com:office:word" xmlns:w="http://schemas.openxmlformats.org/wordprocessingml/2006/main" xmlns:w14="http://schemas.microsoft.com/office/word/2010/wordml" xmlns:w15="http://schemas.microsoft.com/office/word/2012/wordml" xmlns:w16cex="http://schemas.microsoft.com/office/word/2018/wordml/cex" xmlns:w16cid="http://schemas.microsoft.com/office/word/2016/wordml/cid" xmlns:w16="http://schemas.microsoft.com/office/word/2018/wordml" xmlns:w16sdtdh="http://schemas.microsoft.com/office/word/2020/wordml/sdtdatahash" xmlns:w16sdtfl="http://schemas.microsoft.com/office/word/2024/wordml/sdtformatlock" xmlns:w16se="http://schemas.microsoft.com/office/word/2015/wordml/symex" xmlns:w16du="http://schemas.microsoft.com/office/word/2023/wordml/word16du" xmlns:wne="http://schemas.microsoft.com/office/word/2006/wordml" mc:Ignorable="w14 w15 w16se w16cid w16 w16cex w16sdtdh w16sdtfl w16du wp14">
+<w:document xmlns:wpc="http://schemas.microsoft.com/office/word/2010/wordprocessingCanvas" xmlns:cx="http://schemas.microsoft.com/office/drawing/2014/chartex" xmlns:cx1="http://schemas.microsoft.com/office/drawing/2015/9/8/chartex" xmlns:cx2="http://schemas.microsoft.com/office/drawing/2015/10/21/chartex" xmlns:cx3="http://schemas.microsoft.com/office/drawing/2016/5/9/chartex" xmlns:cx4="http://schemas.microsoft.com/office/drawing/2016/5/10/chartex" xmlns:cx5="http://schemas.microsoft.com/office/drawing/2016/5/11/chartex" xmlns:cx6="http://schemas.microsoft.com/office/drawing/2016/5/12/chartex" xmlns:cx7="http://schemas.microsoft.com/office/drawing/2016/5/13/chartex" xmlns:cx8="http://schemas.microsoft.com/office/drawing/2016/5/14/chartex" xmlns:mc="http://schemas.openxmlformats.org/markup-compatibility/2006" xmlns:aink="http://schemas.microsoft.com/office/drawing/2016/ink" xmlns:am3d="http://schemas.microsoft.com/office/drawing/2017/model3d" xmlns:o="urn:schemas-microsoft-com:office:office" xmlns:oel="http://schemas.microsoft.com/office/2019/extlst" xmlns:r="http://schemas.openxmlformats.org/officeDocument/2006/relationships" xmlns:m="http://schemas.openxmlformats.org/officeDocument/2006/math" xmlns:v="urn:schemas-microsoft-com:vml" xmlns:wp14="http://schemas.microsoft.com/office/word/2010/wordprocessingDrawing" xmlns:wp="http://schemas.openxmlformats.org/drawingml/2006/wordprocessingDrawing" xmlns:w10="urn:schemas-microsoft-com:office:word" xmlns:w="http://schemas.openxmlformats.org/wordprocessingml/2006/main" xmlns:w14="http://schemas.microsoft.com/office/word/2010/wordml" xmlns:w15="http://schemas.microsoft.com/office/word/2012/wordml" xmlns:w16cex="http://schemas.microsoft.com/office/word/2018/wordml/cex" xmlns:w16cid="http://schemas.microsoft.com/office/word/2016/wordml/cid" xmlns:w16="http://schemas.microsoft.com/office/word/2018/wordml" xmlns:w16du="http://schemas.microsoft.com/office/word/2023/wordml/word16du" xmlns:w16sdtdh="http://schemas.microsoft.com/office/word/2020/wordml/sdtdatahash" xmlns:w16sdtfl="http://schemas.microsoft.com/office/word/2024/wordml/sdtformatlock" xmlns:w16se="http://schemas.microsoft.com/office/word/2015/wordml/symex" xmlns:wpg="http://schemas.microsoft.com/office/word/2010/wordprocessingGroup" xmlns:wpi="http://schemas.microsoft.com/office/word/2010/wordprocessingInk" xmlns:wne="http://schemas.microsoft.com/office/word/2006/wordml" xmlns:wps="http://schemas.microsoft.com/office/word/2010/wordprocessingShape" mc:Ignorable="w14 w15 w16se w16cid w16 w16cex w16sdtdh w16sdtfl w16du wp14">
   <w:body>
     <w:p>
       <w:pPr>
@@ -18,7 +18,7 @@
     </w:p>
     <w:p>
       <w:pPr>
-        <w:pStyle w:val="berschrift1"/>
+        <w:pStyle w:val="Heading1"/>
         <w:spacing w:before="320" w:after="80"/>
       </w:pPr>
       <w:bookmarkStart w:id="1" w:name="_ot61757basit" w:colFirst="0" w:colLast="0"/>
@@ -30,7 +30,7 @@
     </w:p>
     <w:p>
       <w:pPr>
-        <w:pStyle w:val="berschrift3"/>
+        <w:pStyle w:val="Heading3"/>
         <w:rPr>
           <w:color w:val="FF0000"/>
         </w:rPr>
@@ -93,7 +93,7 @@
               <w:spacing w:after="0" w:line="240" w:lineRule="auto"/>
             </w:pPr>
             <w:r>
-              <w:t>Investigating the relationship between eyebrow movement and speech pitch dynamics in a dyadic communication task under increased postural stability demands.</w:t>
+              <w:t>Investigating the relationship between eyebrow movement and speech pitch dynamics in a dyadic communication task under increased postural stability demands</w:t>
             </w:r>
           </w:p>
         </w:tc>
@@ -111,7 +111,7 @@
     </w:p>
     <w:p>
       <w:pPr>
-        <w:pStyle w:val="berschrift3"/>
+        <w:pStyle w:val="Heading3"/>
       </w:pPr>
       <w:bookmarkStart w:id="3" w:name="_tum9l33ylcro" w:colFirst="0" w:colLast="0"/>
       <w:bookmarkEnd w:id="3"/>
@@ -173,6 +173,9 @@
             <w:r>
               <w:t>Communication is a multimodal phenomenon involving the coordination of speech, gestures, facial expression, and body posture. Eyebrow movements have been found to correlate with speech pitch such (</w:t>
             </w:r>
+            <w:r>
+              <w:t xml:space="preserve">see e.g., </w:t>
+            </w:r>
             <w:proofErr w:type="spellStart"/>
             <w:r>
               <w:t>Cavé</w:t>
@@ -220,7 +223,7 @@
     </w:p>
     <w:p>
       <w:pPr>
-        <w:pStyle w:val="berschrift3"/>
+        <w:pStyle w:val="Heading3"/>
       </w:pPr>
       <w:bookmarkStart w:id="4" w:name="_co1tv77jq3l2" w:colFirst="0" w:colLast="0"/>
       <w:bookmarkEnd w:id="4"/>
@@ -279,14 +282,56 @@
               <w:widowControl w:val="0"/>
               <w:spacing w:after="0" w:line="240" w:lineRule="auto"/>
               <w:rPr>
-                <w:lang w:val="de-DE"/>
+                <w:lang w:val="en-GB"/>
               </w:rPr>
             </w:pPr>
             <w:r>
               <w:rPr>
-                <w:lang w:val="de-DE"/>
+                <w:lang w:val="en-GB"/>
               </w:rPr>
               <w:t>Jemima Agnew</w:t>
+            </w:r>
+          </w:p>
+          <w:p>
+            <w:pPr>
+              <w:widowControl w:val="0"/>
+              <w:spacing w:after="0" w:line="240" w:lineRule="auto"/>
+              <w:rPr>
+                <w:lang w:val="en-GB"/>
+              </w:rPr>
+            </w:pPr>
+            <w:r>
+              <w:rPr>
+                <w:lang w:val="en-GB"/>
+              </w:rPr>
+              <w:t>Madalina Sas</w:t>
+            </w:r>
+          </w:p>
+          <w:p>
+            <w:pPr>
+              <w:widowControl w:val="0"/>
+              <w:spacing w:after="0" w:line="240" w:lineRule="auto"/>
+              <w:rPr>
+                <w:lang w:val="en-GB"/>
+              </w:rPr>
+            </w:pPr>
+            <w:r>
+              <w:rPr>
+                <w:lang w:val="en-GB"/>
+              </w:rPr>
+              <w:t>Svea B</w:t>
+            </w:r>
+            <w:r>
+              <w:rPr>
+                <w:lang w:val="en-GB"/>
+              </w:rPr>
+              <w:t>ö</w:t>
+            </w:r>
+            <w:r>
+              <w:rPr>
+                <w:lang w:val="en-GB"/>
+              </w:rPr>
+              <w:t>sch</w:t>
             </w:r>
           </w:p>
           <w:p>
@@ -301,16 +346,8 @@
               <w:rPr>
                 <w:lang w:val="de-DE"/>
               </w:rPr>
-              <w:t xml:space="preserve">Madalina </w:t>
-            </w:r>
-            <w:proofErr w:type="spellStart"/>
-            <w:r>
-              <w:rPr>
-                <w:lang w:val="de-DE"/>
-              </w:rPr>
-              <w:t>Sas</w:t>
-            </w:r>
-            <w:proofErr w:type="spellEnd"/>
+              <w:t>Satyajeet Prabhu</w:t>
+            </w:r>
           </w:p>
           <w:p>
             <w:pPr>
@@ -324,36 +361,6 @@
               <w:rPr>
                 <w:lang w:val="de-DE"/>
               </w:rPr>
-              <w:t>Svea Boesch</w:t>
-            </w:r>
-          </w:p>
-          <w:p>
-            <w:pPr>
-              <w:widowControl w:val="0"/>
-              <w:spacing w:after="0" w:line="240" w:lineRule="auto"/>
-              <w:rPr>
-                <w:lang w:val="de-DE"/>
-              </w:rPr>
-            </w:pPr>
-            <w:r>
-              <w:rPr>
-                <w:lang w:val="de-DE"/>
-              </w:rPr>
-              <w:t>Satyajeet Prabhu</w:t>
-            </w:r>
-          </w:p>
-          <w:p>
-            <w:pPr>
-              <w:widowControl w:val="0"/>
-              <w:spacing w:after="0" w:line="240" w:lineRule="auto"/>
-              <w:rPr>
-                <w:lang w:val="de-DE"/>
-              </w:rPr>
-            </w:pPr>
-            <w:r>
-              <w:rPr>
-                <w:lang w:val="de-DE"/>
-              </w:rPr>
               <w:t>Moritz Bammel</w:t>
             </w:r>
           </w:p>
@@ -372,7 +379,7 @@
     <w:p/>
     <w:p>
       <w:pPr>
-        <w:pStyle w:val="berschrift1"/>
+        <w:pStyle w:val="Heading1"/>
       </w:pPr>
       <w:bookmarkStart w:id="6" w:name="_4oq1w7va6udy" w:colFirst="0" w:colLast="0"/>
       <w:bookmarkEnd w:id="6"/>
@@ -382,7 +389,7 @@
     </w:p>
     <w:p>
       <w:pPr>
-        <w:pStyle w:val="berschrift3"/>
+        <w:pStyle w:val="Heading3"/>
       </w:pPr>
       <w:bookmarkStart w:id="7" w:name="_lajxqmz02xch" w:colFirst="0" w:colLast="0"/>
       <w:bookmarkEnd w:id="7"/>
@@ -445,6 +452,24 @@
               <w:widowControl w:val="0"/>
               <w:spacing w:after="0" w:line="240" w:lineRule="auto"/>
             </w:pPr>
+            <w:r>
+              <w:t xml:space="preserve">RQ1 - </w:t>
+            </w:r>
+            <w:r>
+              <w:t>What is the relationship between pitch and eyebrow movements?</w:t>
+            </w:r>
+          </w:p>
+          <w:p>
+            <w:pPr>
+              <w:widowControl w:val="0"/>
+              <w:spacing w:after="0" w:line="240" w:lineRule="auto"/>
+            </w:pPr>
+            <w:r>
+              <w:t xml:space="preserve">RQ2 - </w:t>
+            </w:r>
+            <w:r>
+              <w:t>How does this relationship change, if at all, when the bodily center of gravity is perturbed?</w:t>
+            </w:r>
           </w:p>
         </w:tc>
       </w:tr>
@@ -461,7 +486,7 @@
     </w:p>
     <w:p>
       <w:pPr>
-        <w:pStyle w:val="berschrift3"/>
+        <w:pStyle w:val="Heading3"/>
       </w:pPr>
       <w:bookmarkStart w:id="8" w:name="_qy5pwwv58h1j" w:colFirst="0" w:colLast="0"/>
       <w:bookmarkEnd w:id="8"/>
@@ -507,7 +532,7 @@
       </w:tblGrid>
       <w:tr>
         <w:trPr>
-          <w:trHeight w:val="621"/>
+          <w:trHeight w:val="1736"/>
         </w:trPr>
         <w:tc>
           <w:tcPr>
@@ -569,7 +594,7 @@
     <w:p/>
     <w:p>
       <w:pPr>
-        <w:pStyle w:val="berschrift1"/>
+        <w:pStyle w:val="Heading1"/>
       </w:pPr>
       <w:bookmarkStart w:id="9" w:name="_q2285qxgq87w" w:colFirst="0" w:colLast="0"/>
       <w:bookmarkEnd w:id="9"/>
@@ -579,7 +604,7 @@
     </w:p>
     <w:p>
       <w:pPr>
-        <w:pStyle w:val="berschrift3"/>
+        <w:pStyle w:val="Heading3"/>
       </w:pPr>
       <w:bookmarkStart w:id="10" w:name="_z717j4jkn7uo" w:colFirst="0" w:colLast="0"/>
       <w:bookmarkEnd w:id="10"/>
@@ -623,7 +648,7 @@
       </w:tblGrid>
       <w:tr>
         <w:trPr>
-          <w:trHeight w:val="593"/>
+          <w:trHeight w:val="1080"/>
         </w:trPr>
         <w:tc>
           <w:tcPr>
@@ -647,6 +672,18 @@
               <w:widowControl w:val="0"/>
               <w:spacing w:after="0" w:line="240" w:lineRule="auto"/>
             </w:pPr>
+            <w:r>
+              <w:t>Two dyads in the Balance dataset (Li et al., 2026), specifically dyads 103_203 and 108_208 (f=3, m=1, M</w:t>
+            </w:r>
+            <w:r>
+              <w:rPr>
+                <w:vertAlign w:val="subscript"/>
+              </w:rPr>
+              <w:t>age</w:t>
+            </w:r>
+            <w:r>
+              <w:t>=19.5). The dataset contains audiovisual data of participants as both the clue giver and the guesser in two conditions – on a balance board and on the ground. There are 80 trials per dyad, so 160 in total.</w:t>
+            </w:r>
           </w:p>
         </w:tc>
       </w:tr>
@@ -664,7 +701,7 @@
     </w:p>
     <w:p>
       <w:pPr>
-        <w:pStyle w:val="berschrift3"/>
+        <w:pStyle w:val="Heading3"/>
       </w:pPr>
       <w:bookmarkStart w:id="11" w:name="_pbkyz5grkg88" w:colFirst="0" w:colLast="0"/>
       <w:bookmarkEnd w:id="11"/>
@@ -692,7 +729,7 @@
     <w:p/>
     <w:p>
       <w:pPr>
-        <w:pStyle w:val="berschrift3"/>
+        <w:pStyle w:val="Heading3"/>
       </w:pPr>
       <w:bookmarkStart w:id="12" w:name="_id8hoaz0ebb1" w:colFirst="0" w:colLast="0"/>
       <w:bookmarkEnd w:id="12"/>
@@ -750,6 +787,10 @@
               <w:widowControl w:val="0"/>
               <w:spacing w:after="0" w:line="240" w:lineRule="auto"/>
             </w:pPr>
+            <w:r>
+              <w:lastRenderedPageBreak/>
+              <w:t>N/A</w:t>
+            </w:r>
           </w:p>
         </w:tc>
       </w:tr>
@@ -766,7 +807,7 @@
     </w:p>
     <w:p>
       <w:pPr>
-        <w:pStyle w:val="berschrift3"/>
+        <w:pStyle w:val="Heading3"/>
       </w:pPr>
       <w:bookmarkStart w:id="13" w:name="_vgbzgt65r07y" w:colFirst="0" w:colLast="0"/>
       <w:bookmarkEnd w:id="13"/>
@@ -824,6 +865,127 @@
               <w:widowControl w:val="0"/>
               <w:spacing w:after="0" w:line="240" w:lineRule="auto"/>
             </w:pPr>
+            <w:r>
+              <w:t>A corpus of the data can be found here:</w:t>
+            </w:r>
+          </w:p>
+          <w:p>
+            <w:pPr>
+              <w:widowControl w:val="0"/>
+              <w:spacing w:after="0" w:line="240" w:lineRule="auto"/>
+              <w:rPr>
+                <w:lang w:val="en-DE"/>
+              </w:rPr>
+            </w:pPr>
+            <w:hyperlink r:id="rId8" w:history="1">
+              <w:r>
+                <w:rPr>
+                  <w:rStyle w:val="Hyperlink"/>
+                  <w:lang w:val="en-DE"/>
+                </w:rPr>
+                <w:t>https://zenodo.org/records/19853626</w:t>
+              </w:r>
+            </w:hyperlink>
+            <w:r>
+              <w:rPr>
+                <w:lang w:val="en-DE"/>
+              </w:rPr>
+              <w:t xml:space="preserve"> </w:t>
+            </w:r>
+          </w:p>
+          <w:p>
+            <w:pPr>
+              <w:widowControl w:val="0"/>
+              <w:spacing w:after="0" w:line="240" w:lineRule="auto"/>
+              <w:rPr>
+                <w:lang w:val="en-DE"/>
+              </w:rPr>
+            </w:pPr>
+            <w:r>
+              <w:rPr>
+                <w:lang w:val="en-DE"/>
+              </w:rPr>
+              <w:t>The original paper the dataset was taken from is:</w:t>
+            </w:r>
+          </w:p>
+          <w:p>
+            <w:pPr>
+              <w:widowControl w:val="0"/>
+              <w:spacing w:after="0" w:line="240" w:lineRule="auto"/>
+            </w:pPr>
+            <w:r>
+              <w:rPr>
+                <w:lang w:val="en-DE"/>
+              </w:rPr>
+              <w:t xml:space="preserve">Li, M., Yang, J. E., Fuchs, S., &amp; Aussems, S. (2026). Perturbing postural stability affects acoustic properties but not fluency of adult speech production during face-to-face interaction. </w:t>
+            </w:r>
+            <w:r>
+              <w:rPr>
+                <w:i/>
+                <w:iCs/>
+                <w:lang w:val="en-DE"/>
+              </w:rPr>
+              <w:t>The Journal of the Acoustical Society of America</w:t>
+            </w:r>
+            <w:r>
+              <w:rPr>
+                <w:lang w:val="en-DE"/>
+              </w:rPr>
+              <w:t xml:space="preserve">, </w:t>
+            </w:r>
+            <w:r>
+              <w:rPr>
+                <w:i/>
+                <w:iCs/>
+                <w:lang w:val="en-DE"/>
+              </w:rPr>
+              <w:t>159</w:t>
+            </w:r>
+            <w:r>
+              <w:rPr>
+                <w:lang w:val="en-DE"/>
+              </w:rPr>
+              <w:t xml:space="preserve">(6), 5491–5503. </w:t>
+            </w:r>
+            <w:r>
+              <w:rPr>
+                <w:lang w:val="en-DE"/>
+              </w:rPr>
+              <w:fldChar w:fldCharType="begin"/>
+            </w:r>
+            <w:r>
+              <w:rPr>
+                <w:lang w:val="en-DE"/>
+              </w:rPr>
+              <w:instrText>HYPERLINK "https://doi.org/10.1121/10.0043950"</w:instrText>
+            </w:r>
+            <w:r>
+              <w:rPr>
+                <w:lang w:val="en-DE"/>
+              </w:rPr>
+            </w:r>
+            <w:r>
+              <w:rPr>
+                <w:lang w:val="en-DE"/>
+              </w:rPr>
+              <w:fldChar w:fldCharType="separate"/>
+            </w:r>
+            <w:r>
+              <w:rPr>
+                <w:rStyle w:val="Hyperlink"/>
+                <w:lang w:val="en-DE"/>
+              </w:rPr>
+              <w:t>https://doi.org/10.1121/10.0043950</w:t>
+            </w:r>
+            <w:r>
+              <w:fldChar w:fldCharType="end"/>
+            </w:r>
+          </w:p>
+          <w:p>
+            <w:pPr>
+              <w:widowControl w:val="0"/>
+              <w:spacing w:after="0" w:line="240" w:lineRule="auto"/>
+            </w:pPr>
           </w:p>
         </w:tc>
       </w:tr>
@@ -840,7 +1002,7 @@
     </w:p>
     <w:p>
       <w:pPr>
-        <w:pStyle w:val="berschrift3"/>
+        <w:pStyle w:val="Heading3"/>
       </w:pPr>
       <w:bookmarkStart w:id="14" w:name="_9ly2jgq1k207" w:colFirst="0" w:colLast="0"/>
       <w:bookmarkEnd w:id="14"/>
@@ -898,6 +1060,9 @@
               <w:widowControl w:val="0"/>
               <w:spacing w:after="0" w:line="240" w:lineRule="auto"/>
             </w:pPr>
+            <w:r>
+              <w:t>13.07.2026</w:t>
+            </w:r>
           </w:p>
         </w:tc>
       </w:tr>
@@ -910,7 +1075,7 @@
     <w:p/>
     <w:p>
       <w:pPr>
-        <w:pStyle w:val="berschrift3"/>
+        <w:pStyle w:val="Heading3"/>
       </w:pPr>
       <w:bookmarkStart w:id="15" w:name="_jsyg13qhd150" w:colFirst="0" w:colLast="0"/>
       <w:bookmarkEnd w:id="15"/>
@@ -968,6 +1133,100 @@
               <w:widowControl w:val="0"/>
               <w:spacing w:after="0" w:line="240" w:lineRule="auto"/>
             </w:pPr>
+            <w:r>
+              <w:t xml:space="preserve">See pages </w:t>
+            </w:r>
+            <w:r>
+              <w:rPr>
+                <w:lang w:val="en-DE"/>
+              </w:rPr>
+              <w:t>5494</w:t>
+            </w:r>
+            <w:r>
+              <w:rPr>
+                <w:lang w:val="en-DE"/>
+              </w:rPr>
+              <w:t xml:space="preserve"> to </w:t>
+            </w:r>
+            <w:r>
+              <w:rPr>
+                <w:lang w:val="en-DE"/>
+              </w:rPr>
+              <w:t>5497</w:t>
+            </w:r>
+            <w:r>
+              <w:rPr>
+                <w:lang w:val="en-DE"/>
+              </w:rPr>
+              <w:t xml:space="preserve"> (Part E) of </w:t>
+            </w:r>
+            <w:r>
+              <w:rPr>
+                <w:lang w:val="en-DE"/>
+              </w:rPr>
+              <w:t xml:space="preserve">Li, M., Yang, J. E., Fuchs, S., &amp; Aussems, S. (2026). Perturbing postural stability affects acoustic properties but not fluency of adult speech production during face-to-face interaction. </w:t>
+            </w:r>
+            <w:r>
+              <w:rPr>
+                <w:i/>
+                <w:iCs/>
+                <w:lang w:val="en-DE"/>
+              </w:rPr>
+              <w:t>The Journal of the Acoustical Society of America</w:t>
+            </w:r>
+            <w:r>
+              <w:rPr>
+                <w:lang w:val="en-DE"/>
+              </w:rPr>
+              <w:t xml:space="preserve">, </w:t>
+            </w:r>
+            <w:r>
+              <w:rPr>
+                <w:i/>
+                <w:iCs/>
+                <w:lang w:val="en-DE"/>
+              </w:rPr>
+              <w:t>159</w:t>
+            </w:r>
+            <w:r>
+              <w:rPr>
+                <w:lang w:val="en-DE"/>
+              </w:rPr>
+              <w:t xml:space="preserve">(6), 5491–5503. </w:t>
+            </w:r>
+            <w:r>
+              <w:rPr>
+                <w:lang w:val="en-DE"/>
+              </w:rPr>
+              <w:fldChar w:fldCharType="begin"/>
+            </w:r>
+            <w:r>
+              <w:rPr>
+                <w:lang w:val="en-DE"/>
+              </w:rPr>
+              <w:instrText>HYPERLINK "https://doi.org/10.1121/10.0043950"</w:instrText>
+            </w:r>
+            <w:r>
+              <w:rPr>
+                <w:lang w:val="en-DE"/>
+              </w:rPr>
+            </w:r>
+            <w:r>
+              <w:rPr>
+                <w:lang w:val="en-DE"/>
+              </w:rPr>
+              <w:fldChar w:fldCharType="separate"/>
+            </w:r>
+            <w:r>
+              <w:rPr>
+                <w:rStyle w:val="Hyperlink"/>
+                <w:lang w:val="en-DE"/>
+              </w:rPr>
+              <w:t>https://doi.org/10.1121/10.0043950</w:t>
+            </w:r>
+            <w:r>
+              <w:fldChar w:fldCharType="end"/>
+            </w:r>
           </w:p>
         </w:tc>
       </w:tr>
@@ -980,11 +1239,12 @@
     <w:p/>
     <w:p>
       <w:pPr>
-        <w:pStyle w:val="berschrift3"/>
+        <w:pStyle w:val="Heading3"/>
       </w:pPr>
       <w:bookmarkStart w:id="16" w:name="_wsq617ao5c74" w:colFirst="0" w:colLast="0"/>
       <w:bookmarkEnd w:id="16"/>
       <w:r>
+        <w:lastRenderedPageBreak/>
         <w:t>Data collection procedures documentation</w:t>
       </w:r>
     </w:p>
@@ -1012,7 +1272,7 @@
                     <pic:cNvPicPr preferRelativeResize="0"/>
                   </pic:nvPicPr>
                   <pic:blipFill>
-                    <a:blip r:embed="rId8"/>
+                    <a:blip r:embed="rId9"/>
                     <a:srcRect/>
                     <a:stretch>
                       <a:fillRect/>
@@ -1043,12 +1303,11 @@
     <w:p/>
     <w:p>
       <w:pPr>
-        <w:pStyle w:val="berschrift3"/>
+        <w:pStyle w:val="Heading3"/>
       </w:pPr>
       <w:bookmarkStart w:id="17" w:name="_t6naswxtvkhl" w:colFirst="0" w:colLast="0"/>
       <w:bookmarkEnd w:id="17"/>
       <w:r>
-        <w:lastRenderedPageBreak/>
         <w:t>Codebook</w:t>
       </w:r>
     </w:p>
@@ -1102,6 +1361,17 @@
               <w:widowControl w:val="0"/>
               <w:spacing w:after="0" w:line="240" w:lineRule="auto"/>
             </w:pPr>
+            <w:hyperlink r:id="rId10" w:history="1">
+              <w:r>
+                <w:rPr>
+                  <w:rStyle w:val="Hyperlink"/>
+                </w:rPr>
+                <w:t>https://github.com/WimPouw/TilburgMultiscaleSummerschool2026/blob/main/Datasets/BalanceCorpus/demographics.csv</w:t>
+              </w:r>
+            </w:hyperlink>
+            <w:r>
+              <w:t xml:space="preserve"> </w:t>
+            </w:r>
           </w:p>
         </w:tc>
       </w:tr>
@@ -1118,7 +1388,7 @@
     </w:p>
     <w:p>
       <w:pPr>
-        <w:pStyle w:val="berschrift3"/>
+        <w:pStyle w:val="Heading3"/>
       </w:pPr>
       <w:bookmarkStart w:id="18" w:name="_6morsc51ep6n" w:colFirst="0" w:colLast="0"/>
       <w:bookmarkEnd w:id="18"/>
@@ -1150,7 +1420,7 @@
                     <pic:cNvPicPr preferRelativeResize="0"/>
                   </pic:nvPicPr>
                   <pic:blipFill>
-                    <a:blip r:embed="rId8"/>
+                    <a:blip r:embed="rId9"/>
                     <a:srcRect/>
                     <a:stretch>
                       <a:fillRect/>
@@ -1197,7 +1467,7 @@
     <w:p/>
     <w:p>
       <w:pPr>
-        <w:pStyle w:val="berschrift1"/>
+        <w:pStyle w:val="Heading1"/>
       </w:pPr>
       <w:bookmarkStart w:id="19" w:name="_obv9q4clavg9" w:colFirst="0" w:colLast="0"/>
       <w:bookmarkEnd w:id="19"/>
@@ -1207,7 +1477,7 @@
     </w:p>
     <w:p>
       <w:pPr>
-        <w:pStyle w:val="berschrift3"/>
+        <w:pStyle w:val="Heading3"/>
       </w:pPr>
       <w:bookmarkStart w:id="20" w:name="_19tf5t2e1aaq" w:colFirst="0" w:colLast="0"/>
       <w:bookmarkEnd w:id="20"/>
@@ -1265,6 +1535,10 @@
               <w:widowControl w:val="0"/>
               <w:spacing w:after="0" w:line="240" w:lineRule="auto"/>
             </w:pPr>
+            <w:r>
+              <w:lastRenderedPageBreak/>
+              <w:t>Manipulated variable - on wobbleboard or on ground</w:t>
+            </w:r>
           </w:p>
         </w:tc>
       </w:tr>
@@ -1282,12 +1556,11 @@
     </w:p>
     <w:p>
       <w:pPr>
-        <w:pStyle w:val="berschrift3"/>
+        <w:pStyle w:val="Heading3"/>
       </w:pPr>
       <w:bookmarkStart w:id="21" w:name="_9lg6161zmhmc" w:colFirst="0" w:colLast="0"/>
       <w:bookmarkEnd w:id="21"/>
       <w:r>
-        <w:lastRenderedPageBreak/>
         <w:t>Manipulated variables documentation</w:t>
       </w:r>
     </w:p>
@@ -1315,7 +1588,7 @@
                     <pic:cNvPicPr preferRelativeResize="0"/>
                   </pic:nvPicPr>
                   <pic:blipFill>
-                    <a:blip r:embed="rId8"/>
+                    <a:blip r:embed="rId9"/>
                     <a:srcRect/>
                     <a:stretch>
                       <a:fillRect/>
@@ -1341,7 +1614,7 @@
     <w:p/>
     <w:p>
       <w:pPr>
-        <w:pStyle w:val="berschrift3"/>
+        <w:pStyle w:val="Heading3"/>
       </w:pPr>
       <w:bookmarkStart w:id="22" w:name="_x1xgmq8twmxr" w:colFirst="0" w:colLast="0"/>
       <w:bookmarkEnd w:id="22"/>
@@ -1351,15 +1624,7 @@
     </w:p>
     <w:p>
       <w:r>
-        <w:t>Describe both outcome measures as well as predictors and covariates and label them accordingly. If you are using a scale or an index, state the construct the scale/index represents, which items the scale/index will consist of, and how these items will be aggregated. When the aggregation is based on exploratory factor analysis (EFA) or confirmatory factor analysis (CFA</w:t>
-      </w:r>
-      <w:proofErr w:type="gramStart"/>
-      <w:r>
-        <w:t>),also</w:t>
-      </w:r>
-      <w:proofErr w:type="gramEnd"/>
-      <w:r>
-        <w:t xml:space="preserve"> specify the relevant details (EFA: rotation, how the number of factors will be determined, how best fit will be selected, CFA: how loadings will be specified, how fit will be assessed, which residuals variance terms will be correlated). If you are using any categorical variables, state how you will code them in the statistical analyses.</w:t>
+        <w:t>Describe both outcome measures as well as predictors and covariates and label them accordingly. If you are using a scale or an index, state the construct the scale/index represents, which items the scale/index will consist of, and how these items will be aggregated. When the aggregation is based on exploratory factor analysis (EFA) or confirmatory factor analysis (CFA),also specify the relevant details (EFA: rotation, how the number of factors will be determined, how best fit will be selected, CFA: how loadings will be specified, how fit will be assessed, which residuals variance terms will be correlated). If you are using any categorical variables, state how you will code them in the statistical analyses.</w:t>
       </w:r>
     </w:p>
     <w:tbl>
@@ -1423,7 +1688,7 @@
     </w:p>
     <w:p>
       <w:pPr>
-        <w:pStyle w:val="berschrift3"/>
+        <w:pStyle w:val="Heading3"/>
       </w:pPr>
       <w:bookmarkStart w:id="23" w:name="_1ubmyzqvqwtr" w:colFirst="0" w:colLast="0"/>
       <w:bookmarkEnd w:id="23"/>
@@ -1497,11 +1762,12 @@
     </w:p>
     <w:p>
       <w:pPr>
-        <w:pStyle w:val="berschrift3"/>
+        <w:pStyle w:val="Heading3"/>
       </w:pPr>
       <w:bookmarkStart w:id="24" w:name="_utgq853qgo78" w:colFirst="0" w:colLast="0"/>
       <w:bookmarkEnd w:id="24"/>
       <w:r>
+        <w:lastRenderedPageBreak/>
         <w:t>Unit of analysis</w:t>
       </w:r>
     </w:p>
@@ -1580,7 +1846,7 @@
     </w:p>
     <w:p>
       <w:pPr>
-        <w:pStyle w:val="berschrift3"/>
+        <w:pStyle w:val="Heading3"/>
       </w:pPr>
       <w:bookmarkStart w:id="25" w:name="_9mwu3a4uznwx" w:colFirst="0" w:colLast="0"/>
       <w:bookmarkEnd w:id="25"/>
@@ -1638,6 +1904,12 @@
               <w:widowControl w:val="0"/>
               <w:spacing w:after="0" w:line="240" w:lineRule="auto"/>
             </w:pPr>
+            <w:r>
+              <w:t xml:space="preserve">A limitation of the present study is that the sample size is very limited, so </w:t>
+            </w:r>
+            <w:r>
+              <w:t xml:space="preserve">statistical outliers are unable to be identified </w:t>
+            </w:r>
           </w:p>
         </w:tc>
       </w:tr>
@@ -1655,7 +1927,7 @@
     </w:p>
     <w:p>
       <w:pPr>
-        <w:pStyle w:val="berschrift3"/>
+        <w:pStyle w:val="Heading3"/>
       </w:pPr>
       <w:bookmarkStart w:id="26" w:name="_imhet3fdysbt" w:colFirst="0" w:colLast="0"/>
       <w:bookmarkEnd w:id="26"/>
@@ -1713,6 +1985,9 @@
               <w:widowControl w:val="0"/>
               <w:spacing w:after="0" w:line="240" w:lineRule="auto"/>
             </w:pPr>
+            <w:r>
+              <w:t>N/A</w:t>
+            </w:r>
           </w:p>
         </w:tc>
       </w:tr>
@@ -1725,7 +2000,7 @@
     <w:p/>
     <w:p>
       <w:pPr>
-        <w:pStyle w:val="berschrift1"/>
+        <w:pStyle w:val="Heading1"/>
       </w:pPr>
       <w:bookmarkStart w:id="27" w:name="_xg30bv8iom60" w:colFirst="0" w:colLast="0"/>
       <w:bookmarkEnd w:id="27"/>
@@ -1736,7 +2011,7 @@
     <w:p/>
     <w:p>
       <w:pPr>
-        <w:pStyle w:val="berschrift3"/>
+        <w:pStyle w:val="Heading3"/>
       </w:pPr>
       <w:bookmarkStart w:id="28" w:name="_kwd6xxpkkz9k" w:colFirst="0" w:colLast="0"/>
       <w:bookmarkEnd w:id="28"/>
@@ -1746,7 +2021,11 @@
     </w:p>
     <w:p>
       <w:r>
-        <w:t xml:space="preserve">List the publications, working papers, and conference presentations you have worked on that are based on the dataset you will use. For each work, list the variables you analyzed, but limit yourself to variables that are relevant to the proposed analysis. If the dataset is longitudinal, also state which wave of the dataset you analyzed. Specify the previous works for each co-author separately. </w:t>
+        <w:t xml:space="preserve">List the publications, working papers, and conference presentations you have worked on that are based on the dataset you will use. For each work, list the variables you analyzed, but limit </w:t>
+      </w:r>
+      <w:r>
+        <w:lastRenderedPageBreak/>
+        <w:t xml:space="preserve">yourself to variables that are relevant to the proposed analysis. If the dataset is longitudinal, also state which wave of the dataset you analyzed. Specify the previous works for each co-author separately. </w:t>
       </w:r>
     </w:p>
     <w:tbl>
@@ -1794,6 +2073,9 @@
               <w:widowControl w:val="0"/>
               <w:spacing w:after="0" w:line="240" w:lineRule="auto"/>
             </w:pPr>
+            <w:r>
+              <w:t>N/A</w:t>
+            </w:r>
           </w:p>
         </w:tc>
       </w:tr>
@@ -1805,13 +2087,12 @@
     </w:p>
     <w:p>
       <w:r>
-        <w:lastRenderedPageBreak/>
         <w:t xml:space="preserve"> </w:t>
       </w:r>
     </w:p>
     <w:p>
       <w:pPr>
-        <w:pStyle w:val="berschrift3"/>
+        <w:pStyle w:val="Heading3"/>
       </w:pPr>
       <w:bookmarkStart w:id="29" w:name="_37ldgq1xtasw" w:colFirst="0" w:colLast="0"/>
       <w:bookmarkEnd w:id="29"/>
@@ -1869,6 +2150,9 @@
               <w:widowControl w:val="0"/>
               <w:spacing w:after="0" w:line="240" w:lineRule="auto"/>
             </w:pPr>
+            <w:r>
+              <w:t>N/A</w:t>
+            </w:r>
           </w:p>
         </w:tc>
       </w:tr>
@@ -1881,7 +2165,7 @@
     <w:p/>
     <w:p>
       <w:pPr>
-        <w:pStyle w:val="berschrift1"/>
+        <w:pStyle w:val="Heading1"/>
       </w:pPr>
       <w:bookmarkStart w:id="30" w:name="_2h26pjgnh3pa" w:colFirst="0" w:colLast="0"/>
       <w:bookmarkEnd w:id="30"/>
@@ -1892,7 +2176,7 @@
     <w:p/>
     <w:p>
       <w:pPr>
-        <w:pStyle w:val="berschrift3"/>
+        <w:pStyle w:val="Heading3"/>
       </w:pPr>
       <w:bookmarkStart w:id="31" w:name="_hw19zxz6g4wr" w:colFirst="0" w:colLast="0"/>
       <w:bookmarkEnd w:id="31"/>
@@ -1962,7 +2246,7 @@
     </w:p>
     <w:p>
       <w:pPr>
-        <w:pStyle w:val="berschrift3"/>
+        <w:pStyle w:val="Heading3"/>
       </w:pPr>
       <w:bookmarkStart w:id="32" w:name="_37pytlna8swi" w:colFirst="0" w:colLast="0"/>
       <w:bookmarkEnd w:id="32"/>
@@ -2032,11 +2316,12 @@
     </w:p>
     <w:p>
       <w:pPr>
-        <w:pStyle w:val="berschrift3"/>
+        <w:pStyle w:val="Heading3"/>
       </w:pPr>
       <w:bookmarkStart w:id="33" w:name="_h038j9y0eq0u" w:colFirst="0" w:colLast="0"/>
       <w:bookmarkEnd w:id="33"/>
       <w:r>
+        <w:lastRenderedPageBreak/>
         <w:t>Statistical power</w:t>
       </w:r>
     </w:p>
@@ -2097,13 +2382,12 @@
     <w:p/>
     <w:p>
       <w:r>
-        <w:lastRenderedPageBreak/>
         <w:t xml:space="preserve"> </w:t>
       </w:r>
     </w:p>
     <w:p>
       <w:pPr>
-        <w:pStyle w:val="berschrift3"/>
+        <w:pStyle w:val="Heading3"/>
       </w:pPr>
       <w:bookmarkStart w:id="34" w:name="_emiz15a7l6c9" w:colFirst="0" w:colLast="0"/>
       <w:bookmarkEnd w:id="34"/>
@@ -2189,7 +2473,7 @@
     </w:p>
     <w:p>
       <w:pPr>
-        <w:pStyle w:val="berschrift3"/>
+        <w:pStyle w:val="Heading3"/>
       </w:pPr>
       <w:bookmarkStart w:id="35" w:name="_a2428nixgwul" w:colFirst="0" w:colLast="0"/>
       <w:bookmarkEnd w:id="35"/>
@@ -2260,7 +2544,7 @@
     </w:p>
     <w:p>
       <w:pPr>
-        <w:pStyle w:val="berschrift3"/>
+        <w:pStyle w:val="Heading3"/>
       </w:pPr>
       <w:bookmarkStart w:id="36" w:name="_oifosv29oftj" w:colFirst="0" w:colLast="0"/>
       <w:bookmarkEnd w:id="36"/>
@@ -2330,11 +2614,12 @@
     </w:p>
     <w:p>
       <w:pPr>
-        <w:pStyle w:val="berschrift3"/>
+        <w:pStyle w:val="Heading3"/>
       </w:pPr>
       <w:bookmarkStart w:id="37" w:name="_wlw9rod5srk7" w:colFirst="0" w:colLast="0"/>
       <w:bookmarkEnd w:id="37"/>
       <w:r>
+        <w:lastRenderedPageBreak/>
         <w:t>Exploratory analysis</w:t>
       </w:r>
     </w:p>
@@ -2404,7 +2689,7 @@
 </file>
 
 <file path=word/endnotes.xml><?xml version="1.0" encoding="utf-8"?>
-<w:endnotes xmlns:wpc="http://schemas.microsoft.com/office/word/2010/wordprocessingCanvas" xmlns:cx="http://schemas.microsoft.com/office/drawing/2014/chartex" xmlns:cx1="http://schemas.microsoft.com/office/drawing/2015/9/8/chartex" xmlns:cx2="http://schemas.microsoft.com/office/drawing/2015/10/21/chartex" xmlns:cx3="http://schemas.microsoft.com/office/drawing/2016/5/9/chartex" xmlns:cx4="http://schemas.microsoft.com/office/drawing/2016/5/10/chartex" xmlns:cx5="http://schemas.microsoft.com/office/drawing/2016/5/11/chartex" xmlns:cx6="http://schemas.microsoft.com/office/drawing/2016/5/12/chartex" xmlns:cx7="http://schemas.microsoft.com/office/drawing/2016/5/13/chartex" xmlns:cx8="http://schemas.microsoft.com/office/drawing/2016/5/14/chartex" xmlns:mc="http://schemas.openxmlformats.org/markup-compatibility/2006" xmlns:m="http://schemas.openxmlformats.org/officeDocument/2006/math" xmlns:aink="http://schemas.microsoft.com/office/drawing/2016/ink" xmlns:am3d="http://schemas.microsoft.com/office/drawing/2017/model3d" xmlns:oel="http://schemas.microsoft.com/office/2019/extlst" xmlns:r="http://schemas.openxmlformats.org/officeDocument/2006/relationships" xmlns:wp14="http://schemas.microsoft.com/office/word/2010/wordprocessingDrawing" xmlns:wp="http://schemas.openxmlformats.org/drawingml/2006/wordprocessingDrawing" xmlns:wpg="http://schemas.microsoft.com/office/word/2010/wordprocessingGroup" xmlns:wpi="http://schemas.microsoft.com/office/word/2010/wordprocessingInk" xmlns:wps="http://schemas.microsoft.com/office/word/2010/wordprocessingShape" xmlns:o="urn:schemas-microsoft-com:office:office" xmlns:v="urn:schemas-microsoft-com:vml" xmlns:w10="urn:schemas-microsoft-com:office:word" xmlns:w="http://schemas.openxmlformats.org/wordprocessingml/2006/main" xmlns:w14="http://schemas.microsoft.com/office/word/2010/wordml" xmlns:w15="http://schemas.microsoft.com/office/word/2012/wordml" xmlns:w16cex="http://schemas.microsoft.com/office/word/2018/wordml/cex" xmlns:w16cid="http://schemas.microsoft.com/office/word/2016/wordml/cid" xmlns:w16="http://schemas.microsoft.com/office/word/2018/wordml" xmlns:w16sdtdh="http://schemas.microsoft.com/office/word/2020/wordml/sdtdatahash" xmlns:w16sdtfl="http://schemas.microsoft.com/office/word/2024/wordml/sdtformatlock" xmlns:w16se="http://schemas.microsoft.com/office/word/2015/wordml/symex" xmlns:w16du="http://schemas.microsoft.com/office/word/2023/wordml/word16du" xmlns:wne="http://schemas.microsoft.com/office/word/2006/wordml" mc:Ignorable="w14 w15 w16se w16cid w16 w16cex w16sdtdh w16sdtfl w16du wp14">
+<w:endnotes xmlns:wpc="http://schemas.microsoft.com/office/word/2010/wordprocessingCanvas" xmlns:cx="http://schemas.microsoft.com/office/drawing/2014/chartex" xmlns:cx1="http://schemas.microsoft.com/office/drawing/2015/9/8/chartex" xmlns:cx2="http://schemas.microsoft.com/office/drawing/2015/10/21/chartex" xmlns:cx3="http://schemas.microsoft.com/office/drawing/2016/5/9/chartex" xmlns:cx4="http://schemas.microsoft.com/office/drawing/2016/5/10/chartex" xmlns:cx5="http://schemas.microsoft.com/office/drawing/2016/5/11/chartex" xmlns:cx6="http://schemas.microsoft.com/office/drawing/2016/5/12/chartex" xmlns:cx7="http://schemas.microsoft.com/office/drawing/2016/5/13/chartex" xmlns:cx8="http://schemas.microsoft.com/office/drawing/2016/5/14/chartex" xmlns:mc="http://schemas.openxmlformats.org/markup-compatibility/2006" xmlns:aink="http://schemas.microsoft.com/office/drawing/2016/ink" xmlns:am3d="http://schemas.microsoft.com/office/drawing/2017/model3d" xmlns:o="urn:schemas-microsoft-com:office:office" xmlns:oel="http://schemas.microsoft.com/office/2019/extlst" xmlns:r="http://schemas.openxmlformats.org/officeDocument/2006/relationships" xmlns:m="http://schemas.openxmlformats.org/officeDocument/2006/math" xmlns:v="urn:schemas-microsoft-com:vml" xmlns:wp14="http://schemas.microsoft.com/office/word/2010/wordprocessingDrawing" xmlns:wp="http://schemas.openxmlformats.org/drawingml/2006/wordprocessingDrawing" xmlns:w10="urn:schemas-microsoft-com:office:word" xmlns:w="http://schemas.openxmlformats.org/wordprocessingml/2006/main" xmlns:w14="http://schemas.microsoft.com/office/word/2010/wordml" xmlns:w15="http://schemas.microsoft.com/office/word/2012/wordml" xmlns:w16cex="http://schemas.microsoft.com/office/word/2018/wordml/cex" xmlns:w16cid="http://schemas.microsoft.com/office/word/2016/wordml/cid" xmlns:w16="http://schemas.microsoft.com/office/word/2018/wordml" xmlns:w16du="http://schemas.microsoft.com/office/word/2023/wordml/word16du" xmlns:w16sdtdh="http://schemas.microsoft.com/office/word/2020/wordml/sdtdatahash" xmlns:w16sdtfl="http://schemas.microsoft.com/office/word/2024/wordml/sdtformatlock" xmlns:w16se="http://schemas.microsoft.com/office/word/2015/wordml/symex" xmlns:wpg="http://schemas.microsoft.com/office/word/2010/wordprocessingGroup" xmlns:wpi="http://schemas.microsoft.com/office/word/2010/wordprocessingInk" xmlns:wne="http://schemas.microsoft.com/office/word/2006/wordml" xmlns:wps="http://schemas.microsoft.com/office/word/2010/wordprocessingShape" mc:Ignorable="w14 w15 w16se w16cid w16 w16cex w16sdtdh w16sdtfl w16du wp14">
   <w:endnote w:type="separator" w:id="-1">
     <w:p>
       <w:pPr>
@@ -2429,7 +2714,7 @@
 </file>
 
 <file path=word/footnotes.xml><?xml version="1.0" encoding="utf-8"?>
-<w:footnotes xmlns:wpc="http://schemas.microsoft.com/office/word/2010/wordprocessingCanvas" xmlns:cx="http://schemas.microsoft.com/office/drawing/2014/chartex" xmlns:cx1="http://schemas.microsoft.com/office/drawing/2015/9/8/chartex" xmlns:cx2="http://schemas.microsoft.com/office/drawing/2015/10/21/chartex" xmlns:cx3="http://schemas.microsoft.com/office/drawing/2016/5/9/chartex" xmlns:cx4="http://schemas.microsoft.com/office/drawing/2016/5/10/chartex" xmlns:cx5="http://schemas.microsoft.com/office/drawing/2016/5/11/chartex" xmlns:cx6="http://schemas.microsoft.com/office/drawing/2016/5/12/chartex" xmlns:cx7="http://schemas.microsoft.com/office/drawing/2016/5/13/chartex" xmlns:cx8="http://schemas.microsoft.com/office/drawing/2016/5/14/chartex" xmlns:mc="http://schemas.openxmlformats.org/markup-compatibility/2006" xmlns:m="http://schemas.openxmlformats.org/officeDocument/2006/math" xmlns:aink="http://schemas.microsoft.com/office/drawing/2016/ink" xmlns:am3d="http://schemas.microsoft.com/office/drawing/2017/model3d" xmlns:oel="http://schemas.microsoft.com/office/2019/extlst" xmlns:r="http://schemas.openxmlformats.org/officeDocument/2006/relationships" xmlns:wp14="http://schemas.microsoft.com/office/word/2010/wordprocessingDrawing" xmlns:wp="http://schemas.openxmlformats.org/drawingml/2006/wordprocessingDrawing" xmlns:wpg="http://schemas.microsoft.com/office/word/2010/wordprocessingGroup" xmlns:wpi="http://schemas.microsoft.com/office/word/2010/wordprocessingInk" xmlns:wps="http://schemas.microsoft.com/office/word/2010/wordprocessingShape" xmlns:o="urn:schemas-microsoft-com:office:office" xmlns:v="urn:schemas-microsoft-com:vml" xmlns:w10="urn:schemas-microsoft-com:office:word" xmlns:w="http://schemas.openxmlformats.org/wordprocessingml/2006/main" xmlns:w14="http://schemas.microsoft.com/office/word/2010/wordml" xmlns:w15="http://schemas.microsoft.com/office/word/2012/wordml" xmlns:w16cex="http://schemas.microsoft.com/office/word/2018/wordml/cex" xmlns:w16cid="http://schemas.microsoft.com/office/word/2016/wordml/cid" xmlns:w16="http://schemas.microsoft.com/office/word/2018/wordml" xmlns:w16sdtdh="http://schemas.microsoft.com/office/word/2020/wordml/sdtdatahash" xmlns:w16sdtfl="http://schemas.microsoft.com/office/word/2024/wordml/sdtformatlock" xmlns:w16se="http://schemas.microsoft.com/office/word/2015/wordml/symex" xmlns:w16du="http://schemas.microsoft.com/office/word/2023/wordml/word16du" xmlns:wne="http://schemas.microsoft.com/office/word/2006/wordml" mc:Ignorable="w14 w15 w16se w16cid w16 w16cex w16sdtdh w16sdtfl w16du wp14">
+<w:footnotes xmlns:wpc="http://schemas.microsoft.com/office/word/2010/wordprocessingCanvas" xmlns:cx="http://schemas.microsoft.com/office/drawing/2014/chartex" xmlns:cx1="http://schemas.microsoft.com/office/drawing/2015/9/8/chartex" xmlns:cx2="http://schemas.microsoft.com/office/drawing/2015/10/21/chartex" xmlns:cx3="http://schemas.microsoft.com/office/drawing/2016/5/9/chartex" xmlns:cx4="http://schemas.microsoft.com/office/drawing/2016/5/10/chartex" xmlns:cx5="http://schemas.microsoft.com/office/drawing/2016/5/11/chartex" xmlns:cx6="http://schemas.microsoft.com/office/drawing/2016/5/12/chartex" xmlns:cx7="http://schemas.microsoft.com/office/drawing/2016/5/13/chartex" xmlns:cx8="http://schemas.microsoft.com/office/drawing/2016/5/14/chartex" xmlns:mc="http://schemas.openxmlformats.org/markup-compatibility/2006" xmlns:aink="http://schemas.microsoft.com/office/drawing/2016/ink" xmlns:am3d="http://schemas.microsoft.com/office/drawing/2017/model3d" xmlns:o="urn:schemas-microsoft-com:office:office" xmlns:oel="http://schemas.microsoft.com/office/2019/extlst" xmlns:r="http://schemas.openxmlformats.org/officeDocument/2006/relationships" xmlns:m="http://schemas.openxmlformats.org/officeDocument/2006/math" xmlns:v="urn:schemas-microsoft-com:vml" xmlns:wp14="http://schemas.microsoft.com/office/word/2010/wordprocessingDrawing" xmlns:wp="http://schemas.openxmlformats.org/drawingml/2006/wordprocessingDrawing" xmlns:w10="urn:schemas-microsoft-com:office:word" xmlns:w="http://schemas.openxmlformats.org/wordprocessingml/2006/main" xmlns:w14="http://schemas.microsoft.com/office/word/2010/wordml" xmlns:w15="http://schemas.microsoft.com/office/word/2012/wordml" xmlns:w16cex="http://schemas.microsoft.com/office/word/2018/wordml/cex" xmlns:w16cid="http://schemas.microsoft.com/office/word/2016/wordml/cid" xmlns:w16="http://schemas.microsoft.com/office/word/2018/wordml" xmlns:w16du="http://schemas.microsoft.com/office/word/2023/wordml/word16du" xmlns:w16sdtdh="http://schemas.microsoft.com/office/word/2020/wordml/sdtdatahash" xmlns:w16sdtfl="http://schemas.microsoft.com/office/word/2024/wordml/sdtformatlock" xmlns:w16se="http://schemas.microsoft.com/office/word/2015/wordml/symex" xmlns:wpg="http://schemas.microsoft.com/office/word/2010/wordprocessingGroup" xmlns:wpi="http://schemas.microsoft.com/office/word/2010/wordprocessingInk" xmlns:wne="http://schemas.microsoft.com/office/word/2006/wordml" xmlns:wps="http://schemas.microsoft.com/office/word/2010/wordprocessingShape" mc:Ignorable="w14 w15 w16se w16cid w16 w16cex w16sdtdh w16sdtfl w16du wp14">
   <w:footnote w:type="separator" w:id="-1">
     <w:p>
       <w:pPr>
@@ -2454,10 +2739,10 @@
 </file>
 
 <file path=word/header1.xml><?xml version="1.0" encoding="utf-8"?>
-<w:hdr xmlns:wpc="http://schemas.microsoft.com/office/word/2010/wordprocessingCanvas" xmlns:cx="http://schemas.microsoft.com/office/drawing/2014/chartex" xmlns:cx1="http://schemas.microsoft.com/office/drawing/2015/9/8/chartex" xmlns:cx2="http://schemas.microsoft.com/office/drawing/2015/10/21/chartex" xmlns:cx3="http://schemas.microsoft.com/office/drawing/2016/5/9/chartex" xmlns:cx4="http://schemas.microsoft.com/office/drawing/2016/5/10/chartex" xmlns:cx5="http://schemas.microsoft.com/office/drawing/2016/5/11/chartex" xmlns:cx6="http://schemas.microsoft.com/office/drawing/2016/5/12/chartex" xmlns:cx7="http://schemas.microsoft.com/office/drawing/2016/5/13/chartex" xmlns:cx8="http://schemas.microsoft.com/office/drawing/2016/5/14/chartex" xmlns:mc="http://schemas.openxmlformats.org/markup-compatibility/2006" xmlns:m="http://schemas.openxmlformats.org/officeDocument/2006/math" xmlns:aink="http://schemas.microsoft.com/office/drawing/2016/ink" xmlns:am3d="http://schemas.microsoft.com/office/drawing/2017/model3d" xmlns:oel="http://schemas.microsoft.com/office/2019/extlst" xmlns:r="http://schemas.openxmlformats.org/officeDocument/2006/relationships" xmlns:wp14="http://schemas.microsoft.com/office/word/2010/wordprocessingDrawing" xmlns:wp="http://schemas.openxmlformats.org/drawingml/2006/wordprocessingDrawing" xmlns:wpg="http://schemas.microsoft.com/office/word/2010/wordprocessingGroup" xmlns:wpi="http://schemas.microsoft.com/office/word/2010/wordprocessingInk" xmlns:wps="http://schemas.microsoft.com/office/word/2010/wordprocessingShape" xmlns:o="urn:schemas-microsoft-com:office:office" xmlns:v="urn:schemas-microsoft-com:vml" xmlns:w10="urn:schemas-microsoft-com:office:word" xmlns:w="http://schemas.openxmlformats.org/wordprocessingml/2006/main" xmlns:w14="http://schemas.microsoft.com/office/word/2010/wordml" xmlns:w15="http://schemas.microsoft.com/office/word/2012/wordml" xmlns:w16cex="http://schemas.microsoft.com/office/word/2018/wordml/cex" xmlns:w16cid="http://schemas.microsoft.com/office/word/2016/wordml/cid" xmlns:w16="http://schemas.microsoft.com/office/word/2018/wordml" xmlns:w16sdtdh="http://schemas.microsoft.com/office/word/2020/wordml/sdtdatahash" xmlns:w16sdtfl="http://schemas.microsoft.com/office/word/2024/wordml/sdtformatlock" xmlns:w16se="http://schemas.microsoft.com/office/word/2015/wordml/symex" xmlns:w16du="http://schemas.microsoft.com/office/word/2023/wordml/word16du" xmlns:wne="http://schemas.microsoft.com/office/word/2006/wordml" mc:Ignorable="w14 w15 w16se w16cid w16 w16cex w16sdtdh w16sdtfl w16du wp14">
+<w:hdr xmlns:wpc="http://schemas.microsoft.com/office/word/2010/wordprocessingCanvas" xmlns:cx="http://schemas.microsoft.com/office/drawing/2014/chartex" xmlns:cx1="http://schemas.microsoft.com/office/drawing/2015/9/8/chartex" xmlns:cx2="http://schemas.microsoft.com/office/drawing/2015/10/21/chartex" xmlns:cx3="http://schemas.microsoft.com/office/drawing/2016/5/9/chartex" xmlns:cx4="http://schemas.microsoft.com/office/drawing/2016/5/10/chartex" xmlns:cx5="http://schemas.microsoft.com/office/drawing/2016/5/11/chartex" xmlns:cx6="http://schemas.microsoft.com/office/drawing/2016/5/12/chartex" xmlns:cx7="http://schemas.microsoft.com/office/drawing/2016/5/13/chartex" xmlns:cx8="http://schemas.microsoft.com/office/drawing/2016/5/14/chartex" xmlns:mc="http://schemas.openxmlformats.org/markup-compatibility/2006" xmlns:aink="http://schemas.microsoft.com/office/drawing/2016/ink" xmlns:am3d="http://schemas.microsoft.com/office/drawing/2017/model3d" xmlns:o="urn:schemas-microsoft-com:office:office" xmlns:oel="http://schemas.microsoft.com/office/2019/extlst" xmlns:r="http://schemas.openxmlformats.org/officeDocument/2006/relationships" xmlns:m="http://schemas.openxmlformats.org/officeDocument/2006/math" xmlns:v="urn:schemas-microsoft-com:vml" xmlns:wp14="http://schemas.microsoft.com/office/word/2010/wordprocessingDrawing" xmlns:wp="http://schemas.openxmlformats.org/drawingml/2006/wordprocessingDrawing" xmlns:w10="urn:schemas-microsoft-com:office:word" xmlns:w="http://schemas.openxmlformats.org/wordprocessingml/2006/main" xmlns:w14="http://schemas.microsoft.com/office/word/2010/wordml" xmlns:w15="http://schemas.microsoft.com/office/word/2012/wordml" xmlns:w16cex="http://schemas.microsoft.com/office/word/2018/wordml/cex" xmlns:w16cid="http://schemas.microsoft.com/office/word/2016/wordml/cid" xmlns:w16="http://schemas.microsoft.com/office/word/2018/wordml" xmlns:w16du="http://schemas.microsoft.com/office/word/2023/wordml/word16du" xmlns:w16sdtdh="http://schemas.microsoft.com/office/word/2020/wordml/sdtdatahash" xmlns:w16sdtfl="http://schemas.microsoft.com/office/word/2024/wordml/sdtformatlock" xmlns:w16se="http://schemas.microsoft.com/office/word/2015/wordml/symex" xmlns:wpg="http://schemas.microsoft.com/office/word/2010/wordprocessingGroup" xmlns:wpi="http://schemas.microsoft.com/office/word/2010/wordprocessingInk" xmlns:wne="http://schemas.microsoft.com/office/word/2006/wordml" xmlns:wps="http://schemas.microsoft.com/office/word/2010/wordprocessingShape" mc:Ignorable="w14 w15 w16se w16cid w16 w16cex w16sdtdh w16sdtfl w16du wp14">
   <w:p>
     <w:pPr>
-      <w:pStyle w:val="berschrift1"/>
+      <w:pStyle w:val="Heading1"/>
     </w:pPr>
     <w:bookmarkStart w:id="0" w:name="_928ebf4svkpt" w:colFirst="0" w:colLast="0"/>
     <w:bookmarkEnd w:id="0"/>
@@ -2469,7 +2754,7 @@
 </file>
 
 <file path=word/numbering.xml><?xml version="1.0" encoding="utf-8"?>
-<w:numbering xmlns:wpc="http://schemas.microsoft.com/office/word/2010/wordprocessingCanvas" xmlns:cx="http://schemas.microsoft.com/office/drawing/2014/chartex" xmlns:cx1="http://schemas.microsoft.com/office/drawing/2015/9/8/chartex" xmlns:cx2="http://schemas.microsoft.com/office/drawing/2015/10/21/chartex" xmlns:cx3="http://schemas.microsoft.com/office/drawing/2016/5/9/chartex" xmlns:cx4="http://schemas.microsoft.com/office/drawing/2016/5/10/chartex" xmlns:cx5="http://schemas.microsoft.com/office/drawing/2016/5/11/chartex" xmlns:cx6="http://schemas.microsoft.com/office/drawing/2016/5/12/chartex" xmlns:cx7="http://schemas.microsoft.com/office/drawing/2016/5/13/chartex" xmlns:cx8="http://schemas.microsoft.com/office/drawing/2016/5/14/chartex" xmlns:mc="http://schemas.openxmlformats.org/markup-compatibility/2006" xmlns:m="http://schemas.openxmlformats.org/officeDocument/2006/math" xmlns:aink="http://schemas.microsoft.com/office/drawing/2016/ink" xmlns:am3d="http://schemas.microsoft.com/office/drawing/2017/model3d" xmlns:oel="http://schemas.microsoft.com/office/2019/extlst" xmlns:r="http://schemas.openxmlformats.org/officeDocument/2006/relationships" xmlns:wp14="http://schemas.microsoft.com/office/word/2010/wordprocessingDrawing" xmlns:wp="http://schemas.openxmlformats.org/drawingml/2006/wordprocessingDrawing" xmlns:wpg="http://schemas.microsoft.com/office/word/2010/wordprocessingGroup" xmlns:wpi="http://schemas.microsoft.com/office/word/2010/wordprocessingInk" xmlns:wps="http://schemas.microsoft.com/office/word/2010/wordprocessingShape" xmlns:o="urn:schemas-microsoft-com:office:office" xmlns:v="urn:schemas-microsoft-com:vml" xmlns:w10="urn:schemas-microsoft-com:office:word" xmlns:w="http://schemas.openxmlformats.org/wordprocessingml/2006/main" xmlns:w14="http://schemas.microsoft.com/office/word/2010/wordml" xmlns:w15="http://schemas.microsoft.com/office/word/2012/wordml" xmlns:w16cex="http://schemas.microsoft.com/office/word/2018/wordml/cex" xmlns:w16cid="http://schemas.microsoft.com/office/word/2016/wordml/cid" xmlns:w16="http://schemas.microsoft.com/office/word/2018/wordml" xmlns:w16sdtdh="http://schemas.microsoft.com/office/word/2020/wordml/sdtdatahash" xmlns:w16sdtfl="http://schemas.microsoft.com/office/word/2024/wordml/sdtformatlock" xmlns:w16se="http://schemas.microsoft.com/office/word/2015/wordml/symex" xmlns:w16du="http://schemas.microsoft.com/office/word/2023/wordml/word16du" xmlns:wne="http://schemas.microsoft.com/office/word/2006/wordml" mc:Ignorable="w14 w15 w16se w16cid w16 w16cex w16sdtdh w16sdtfl w16du wp14">
+<w:numbering xmlns:wpc="http://schemas.microsoft.com/office/word/2010/wordprocessingCanvas" xmlns:cx="http://schemas.microsoft.com/office/drawing/2014/chartex" xmlns:cx1="http://schemas.microsoft.com/office/drawing/2015/9/8/chartex" xmlns:cx2="http://schemas.microsoft.com/office/drawing/2015/10/21/chartex" xmlns:cx3="http://schemas.microsoft.com/office/drawing/2016/5/9/chartex" xmlns:cx4="http://schemas.microsoft.com/office/drawing/2016/5/10/chartex" xmlns:cx5="http://schemas.microsoft.com/office/drawing/2016/5/11/chartex" xmlns:cx6="http://schemas.microsoft.com/office/drawing/2016/5/12/chartex" xmlns:cx7="http://schemas.microsoft.com/office/drawing/2016/5/13/chartex" xmlns:cx8="http://schemas.microsoft.com/office/drawing/2016/5/14/chartex" xmlns:mc="http://schemas.openxmlformats.org/markup-compatibility/2006" xmlns:aink="http://schemas.microsoft.com/office/drawing/2016/ink" xmlns:am3d="http://schemas.microsoft.com/office/drawing/2017/model3d" xmlns:o="urn:schemas-microsoft-com:office:office" xmlns:oel="http://schemas.microsoft.com/office/2019/extlst" xmlns:r="http://schemas.openxmlformats.org/officeDocument/2006/relationships" xmlns:m="http://schemas.openxmlformats.org/officeDocument/2006/math" xmlns:v="urn:schemas-microsoft-com:vml" xmlns:wp14="http://schemas.microsoft.com/office/word/2010/wordprocessingDrawing" xmlns:wp="http://schemas.openxmlformats.org/drawingml/2006/wordprocessingDrawing" xmlns:w10="urn:schemas-microsoft-com:office:word" xmlns:w="http://schemas.openxmlformats.org/wordprocessingml/2006/main" xmlns:w14="http://schemas.microsoft.com/office/word/2010/wordml" xmlns:w15="http://schemas.microsoft.com/office/word/2012/wordml" xmlns:w16cex="http://schemas.microsoft.com/office/word/2018/wordml/cex" xmlns:w16cid="http://schemas.microsoft.com/office/word/2016/wordml/cid" xmlns:w16="http://schemas.microsoft.com/office/word/2018/wordml" xmlns:w16du="http://schemas.microsoft.com/office/word/2023/wordml/word16du" xmlns:w16sdtdh="http://schemas.microsoft.com/office/word/2020/wordml/sdtdatahash" xmlns:w16sdtfl="http://schemas.microsoft.com/office/word/2024/wordml/sdtformatlock" xmlns:w16se="http://schemas.microsoft.com/office/word/2015/wordml/symex" xmlns:wpg="http://schemas.microsoft.com/office/word/2010/wordprocessingGroup" xmlns:wpi="http://schemas.microsoft.com/office/word/2010/wordprocessingInk" xmlns:wne="http://schemas.microsoft.com/office/word/2006/wordml" xmlns:wps="http://schemas.microsoft.com/office/word/2010/wordprocessingShape" mc:Ignorable="w14 w15 w16se w16cid w16 w16cex w16sdtdh w16sdtfl w16du wp14">
   <w:abstractNum w:abstractNumId="0" w15:restartNumberingAfterBreak="0">
     <w:nsid w:val="09B04DDF"/>
     <w:multiLevelType w:val="multilevel"/>
@@ -3698,7 +3983,7 @@
 </file>
 
 <file path=word/styles.xml><?xml version="1.0" encoding="utf-8"?>
-<w:styles xmlns:mc="http://schemas.openxmlformats.org/markup-compatibility/2006" xmlns:r="http://schemas.openxmlformats.org/officeDocument/2006/relationships" xmlns:w="http://schemas.openxmlformats.org/wordprocessingml/2006/main" xmlns:w14="http://schemas.microsoft.com/office/word/2010/wordml" xmlns:w15="http://schemas.microsoft.com/office/word/2012/wordml" xmlns:w16cex="http://schemas.microsoft.com/office/word/2018/wordml/cex" xmlns:w16cid="http://schemas.microsoft.com/office/word/2016/wordml/cid" xmlns:w16="http://schemas.microsoft.com/office/word/2018/wordml" xmlns:w16sdtdh="http://schemas.microsoft.com/office/word/2020/wordml/sdtdatahash" xmlns:w16sdtfl="http://schemas.microsoft.com/office/word/2024/wordml/sdtformatlock" xmlns:w16se="http://schemas.microsoft.com/office/word/2015/wordml/symex" xmlns:w16du="http://schemas.microsoft.com/office/word/2023/wordml/word16du" mc:Ignorable="w14 w15 w16se w16cid w16 w16cex w16sdtdh w16sdtfl w16du">
+<w:styles xmlns:mc="http://schemas.openxmlformats.org/markup-compatibility/2006" xmlns:r="http://schemas.openxmlformats.org/officeDocument/2006/relationships" xmlns:w="http://schemas.openxmlformats.org/wordprocessingml/2006/main" xmlns:w14="http://schemas.microsoft.com/office/word/2010/wordml" xmlns:w15="http://schemas.microsoft.com/office/word/2012/wordml" xmlns:w16cex="http://schemas.microsoft.com/office/word/2018/wordml/cex" xmlns:w16cid="http://schemas.microsoft.com/office/word/2016/wordml/cid" xmlns:w16="http://schemas.microsoft.com/office/word/2018/wordml" xmlns:w16du="http://schemas.microsoft.com/office/word/2023/wordml/word16du" xmlns:w16sdtdh="http://schemas.microsoft.com/office/word/2020/wordml/sdtdatahash" xmlns:w16sdtfl="http://schemas.microsoft.com/office/word/2024/wordml/sdtformatlock" xmlns:w16se="http://schemas.microsoft.com/office/word/2015/wordml/symex" mc:Ignorable="w14 w15 w16se w16cid w16 w16cex w16sdtdh w16sdtfl w16du">
   <w:docDefaults>
     <w:rPrDefault>
       <w:rPr>
@@ -4092,14 +4377,14 @@
     <w:lsdException w:name="Unresolved Mention" w:semiHidden="1" w:unhideWhenUsed="1"/>
     <w:lsdException w:name="Smart Link" w:semiHidden="1" w:unhideWhenUsed="1"/>
   </w:latentStyles>
-  <w:style w:type="paragraph" w:default="1" w:styleId="Standard">
+  <w:style w:type="paragraph" w:default="1" w:styleId="Normal">
     <w:name w:val="Normal"/>
     <w:qFormat/>
   </w:style>
-  <w:style w:type="paragraph" w:styleId="berschrift1">
+  <w:style w:type="paragraph" w:styleId="Heading1">
     <w:name w:val="heading 1"/>
-    <w:basedOn w:val="Standard"/>
-    <w:next w:val="Standard"/>
+    <w:basedOn w:val="Normal"/>
+    <w:next w:val="Normal"/>
     <w:uiPriority w:val="9"/>
     <w:qFormat/>
     <w:pPr>
@@ -4113,10 +4398,10 @@
       <w:szCs w:val="36"/>
     </w:rPr>
   </w:style>
-  <w:style w:type="paragraph" w:styleId="berschrift2">
+  <w:style w:type="paragraph" w:styleId="Heading2">
     <w:name w:val="heading 2"/>
-    <w:basedOn w:val="Standard"/>
-    <w:next w:val="Standard"/>
+    <w:basedOn w:val="Normal"/>
+    <w:next w:val="Normal"/>
     <w:uiPriority w:val="9"/>
     <w:unhideWhenUsed/>
     <w:qFormat/>
@@ -4133,10 +4418,10 @@
       <w:szCs w:val="32"/>
     </w:rPr>
   </w:style>
-  <w:style w:type="paragraph" w:styleId="berschrift3">
+  <w:style w:type="paragraph" w:styleId="Heading3">
     <w:name w:val="heading 3"/>
-    <w:basedOn w:val="Standard"/>
-    <w:next w:val="Standard"/>
+    <w:basedOn w:val="Normal"/>
+    <w:next w:val="Normal"/>
     <w:uiPriority w:val="9"/>
     <w:unhideWhenUsed/>
     <w:qFormat/>
@@ -4153,10 +4438,10 @@
       <w:szCs w:val="28"/>
     </w:rPr>
   </w:style>
-  <w:style w:type="paragraph" w:styleId="berschrift4">
+  <w:style w:type="paragraph" w:styleId="Heading4">
     <w:name w:val="heading 4"/>
-    <w:basedOn w:val="Standard"/>
-    <w:next w:val="Standard"/>
+    <w:basedOn w:val="Normal"/>
+    <w:next w:val="Normal"/>
     <w:uiPriority w:val="9"/>
     <w:semiHidden/>
     <w:unhideWhenUsed/>
@@ -4173,10 +4458,10 @@
       <w:color w:val="434343"/>
     </w:rPr>
   </w:style>
-  <w:style w:type="paragraph" w:styleId="berschrift5">
+  <w:style w:type="paragraph" w:styleId="Heading5">
     <w:name w:val="heading 5"/>
-    <w:basedOn w:val="Standard"/>
-    <w:next w:val="Standard"/>
+    <w:basedOn w:val="Normal"/>
+    <w:next w:val="Normal"/>
     <w:uiPriority w:val="9"/>
     <w:semiHidden/>
     <w:unhideWhenUsed/>
@@ -4193,10 +4478,10 @@
       <w:color w:val="434343"/>
     </w:rPr>
   </w:style>
-  <w:style w:type="paragraph" w:styleId="berschrift6">
+  <w:style w:type="paragraph" w:styleId="Heading6">
     <w:name w:val="heading 6"/>
-    <w:basedOn w:val="Standard"/>
-    <w:next w:val="Standard"/>
+    <w:basedOn w:val="Normal"/>
+    <w:next w:val="Normal"/>
     <w:uiPriority w:val="9"/>
     <w:semiHidden/>
     <w:unhideWhenUsed/>
@@ -4213,13 +4498,12 @@
       <w:color w:val="666666"/>
     </w:rPr>
   </w:style>
-  <w:style w:type="character" w:default="1" w:styleId="Absatz-Standardschriftart">
+  <w:style w:type="character" w:default="1" w:styleId="DefaultParagraphFont">
     <w:name w:val="Default Paragraph Font"/>
     <w:uiPriority w:val="1"/>
-    <w:semiHidden/>
     <w:unhideWhenUsed/>
   </w:style>
-  <w:style w:type="table" w:default="1" w:styleId="NormaleTabelle">
+  <w:style w:type="table" w:default="1" w:styleId="TableNormal">
     <w:name w:val="Normal Table"/>
     <w:uiPriority w:val="99"/>
     <w:semiHidden/>
@@ -4234,13 +4518,13 @@
       </w:tblCellMar>
     </w:tblPr>
   </w:style>
-  <w:style w:type="numbering" w:default="1" w:styleId="KeineListe">
+  <w:style w:type="numbering" w:default="1" w:styleId="NoList">
     <w:name w:val="No List"/>
     <w:uiPriority w:val="99"/>
     <w:semiHidden/>
     <w:unhideWhenUsed/>
   </w:style>
-  <w:style w:type="table" w:customStyle="1" w:styleId="TableNormal">
+  <w:style w:type="table" w:customStyle="1" w:styleId="TableNormal0">
     <w:name w:val="TableNormal"/>
     <w:tblPr>
       <w:tblCellMar>
@@ -4251,10 +4535,10 @@
       </w:tblCellMar>
     </w:tblPr>
   </w:style>
-  <w:style w:type="paragraph" w:styleId="Titel">
+  <w:style w:type="paragraph" w:styleId="Title">
     <w:name w:val="Title"/>
-    <w:basedOn w:val="Standard"/>
-    <w:next w:val="Standard"/>
+    <w:basedOn w:val="Normal"/>
+    <w:next w:val="Normal"/>
     <w:uiPriority w:val="10"/>
     <w:qFormat/>
     <w:pPr>
@@ -4267,10 +4551,10 @@
       <w:szCs w:val="52"/>
     </w:rPr>
   </w:style>
-  <w:style w:type="paragraph" w:styleId="Untertitel">
+  <w:style w:type="paragraph" w:styleId="Subtitle">
     <w:name w:val="Subtitle"/>
-    <w:basedOn w:val="Standard"/>
-    <w:next w:val="Standard"/>
+    <w:basedOn w:val="Normal"/>
+    <w:next w:val="Normal"/>
     <w:uiPriority w:val="11"/>
     <w:qFormat/>
     <w:pPr>
@@ -4285,200 +4569,223 @@
     </w:rPr>
   </w:style>
   <w:style w:type="table" w:customStyle="1" w:styleId="a">
-    <w:basedOn w:val="TableNormal"/>
+    <w:basedOn w:val="TableNormal0"/>
     <w:tblPr>
       <w:tblStyleRowBandSize w:val="1"/>
       <w:tblStyleColBandSize w:val="1"/>
     </w:tblPr>
   </w:style>
   <w:style w:type="table" w:customStyle="1" w:styleId="a0">
-    <w:basedOn w:val="TableNormal"/>
+    <w:basedOn w:val="TableNormal0"/>
     <w:tblPr>
       <w:tblStyleRowBandSize w:val="1"/>
       <w:tblStyleColBandSize w:val="1"/>
     </w:tblPr>
   </w:style>
   <w:style w:type="table" w:customStyle="1" w:styleId="a1">
-    <w:basedOn w:val="TableNormal"/>
+    <w:basedOn w:val="TableNormal0"/>
     <w:tblPr>
       <w:tblStyleRowBandSize w:val="1"/>
       <w:tblStyleColBandSize w:val="1"/>
     </w:tblPr>
   </w:style>
   <w:style w:type="table" w:customStyle="1" w:styleId="a2">
-    <w:basedOn w:val="TableNormal"/>
+    <w:basedOn w:val="TableNormal0"/>
     <w:tblPr>
       <w:tblStyleRowBandSize w:val="1"/>
       <w:tblStyleColBandSize w:val="1"/>
     </w:tblPr>
   </w:style>
   <w:style w:type="table" w:customStyle="1" w:styleId="a3">
-    <w:basedOn w:val="TableNormal"/>
+    <w:basedOn w:val="TableNormal0"/>
     <w:tblPr>
       <w:tblStyleRowBandSize w:val="1"/>
       <w:tblStyleColBandSize w:val="1"/>
     </w:tblPr>
   </w:style>
   <w:style w:type="table" w:customStyle="1" w:styleId="a4">
-    <w:basedOn w:val="TableNormal"/>
+    <w:basedOn w:val="TableNormal0"/>
     <w:tblPr>
       <w:tblStyleRowBandSize w:val="1"/>
       <w:tblStyleColBandSize w:val="1"/>
     </w:tblPr>
   </w:style>
   <w:style w:type="table" w:customStyle="1" w:styleId="a5">
-    <w:basedOn w:val="TableNormal"/>
+    <w:basedOn w:val="TableNormal0"/>
     <w:tblPr>
       <w:tblStyleRowBandSize w:val="1"/>
       <w:tblStyleColBandSize w:val="1"/>
     </w:tblPr>
   </w:style>
   <w:style w:type="table" w:customStyle="1" w:styleId="a6">
-    <w:basedOn w:val="TableNormal"/>
+    <w:basedOn w:val="TableNormal0"/>
     <w:tblPr>
       <w:tblStyleRowBandSize w:val="1"/>
       <w:tblStyleColBandSize w:val="1"/>
     </w:tblPr>
   </w:style>
   <w:style w:type="table" w:customStyle="1" w:styleId="a7">
-    <w:basedOn w:val="TableNormal"/>
+    <w:basedOn w:val="TableNormal0"/>
     <w:tblPr>
       <w:tblStyleRowBandSize w:val="1"/>
       <w:tblStyleColBandSize w:val="1"/>
     </w:tblPr>
   </w:style>
   <w:style w:type="table" w:customStyle="1" w:styleId="a8">
-    <w:basedOn w:val="TableNormal"/>
+    <w:basedOn w:val="TableNormal0"/>
     <w:tblPr>
       <w:tblStyleRowBandSize w:val="1"/>
       <w:tblStyleColBandSize w:val="1"/>
     </w:tblPr>
   </w:style>
   <w:style w:type="table" w:customStyle="1" w:styleId="a9">
-    <w:basedOn w:val="TableNormal"/>
+    <w:basedOn w:val="TableNormal0"/>
     <w:tblPr>
       <w:tblStyleRowBandSize w:val="1"/>
       <w:tblStyleColBandSize w:val="1"/>
     </w:tblPr>
   </w:style>
   <w:style w:type="table" w:customStyle="1" w:styleId="aa">
-    <w:basedOn w:val="TableNormal"/>
+    <w:basedOn w:val="TableNormal0"/>
     <w:tblPr>
       <w:tblStyleRowBandSize w:val="1"/>
       <w:tblStyleColBandSize w:val="1"/>
     </w:tblPr>
   </w:style>
   <w:style w:type="table" w:customStyle="1" w:styleId="ab">
-    <w:basedOn w:val="TableNormal"/>
+    <w:basedOn w:val="TableNormal0"/>
     <w:tblPr>
       <w:tblStyleRowBandSize w:val="1"/>
       <w:tblStyleColBandSize w:val="1"/>
     </w:tblPr>
   </w:style>
   <w:style w:type="table" w:customStyle="1" w:styleId="ac">
-    <w:basedOn w:val="TableNormal"/>
+    <w:basedOn w:val="TableNormal0"/>
     <w:tblPr>
       <w:tblStyleRowBandSize w:val="1"/>
       <w:tblStyleColBandSize w:val="1"/>
     </w:tblPr>
   </w:style>
   <w:style w:type="table" w:customStyle="1" w:styleId="ad">
-    <w:basedOn w:val="TableNormal"/>
+    <w:basedOn w:val="TableNormal0"/>
     <w:tblPr>
       <w:tblStyleRowBandSize w:val="1"/>
       <w:tblStyleColBandSize w:val="1"/>
     </w:tblPr>
   </w:style>
   <w:style w:type="table" w:customStyle="1" w:styleId="ae">
-    <w:basedOn w:val="TableNormal"/>
+    <w:basedOn w:val="TableNormal0"/>
     <w:tblPr>
       <w:tblStyleRowBandSize w:val="1"/>
       <w:tblStyleColBandSize w:val="1"/>
     </w:tblPr>
   </w:style>
   <w:style w:type="table" w:customStyle="1" w:styleId="af">
-    <w:basedOn w:val="TableNormal"/>
+    <w:basedOn w:val="TableNormal0"/>
     <w:tblPr>
       <w:tblStyleRowBandSize w:val="1"/>
       <w:tblStyleColBandSize w:val="1"/>
     </w:tblPr>
   </w:style>
   <w:style w:type="table" w:customStyle="1" w:styleId="af0">
-    <w:basedOn w:val="TableNormal"/>
+    <w:basedOn w:val="TableNormal0"/>
     <w:tblPr>
       <w:tblStyleRowBandSize w:val="1"/>
       <w:tblStyleColBandSize w:val="1"/>
     </w:tblPr>
   </w:style>
   <w:style w:type="table" w:customStyle="1" w:styleId="af1">
-    <w:basedOn w:val="TableNormal"/>
+    <w:basedOn w:val="TableNormal0"/>
     <w:tblPr>
       <w:tblStyleRowBandSize w:val="1"/>
       <w:tblStyleColBandSize w:val="1"/>
     </w:tblPr>
   </w:style>
   <w:style w:type="table" w:customStyle="1" w:styleId="af2">
-    <w:basedOn w:val="TableNormal"/>
+    <w:basedOn w:val="TableNormal0"/>
     <w:tblPr>
       <w:tblStyleRowBandSize w:val="1"/>
       <w:tblStyleColBandSize w:val="1"/>
     </w:tblPr>
   </w:style>
   <w:style w:type="table" w:customStyle="1" w:styleId="af3">
-    <w:basedOn w:val="TableNormal"/>
+    <w:basedOn w:val="TableNormal0"/>
     <w:tblPr>
       <w:tblStyleRowBandSize w:val="1"/>
       <w:tblStyleColBandSize w:val="1"/>
     </w:tblPr>
   </w:style>
   <w:style w:type="table" w:customStyle="1" w:styleId="af4">
-    <w:basedOn w:val="TableNormal"/>
+    <w:basedOn w:val="TableNormal0"/>
     <w:tblPr>
       <w:tblStyleRowBandSize w:val="1"/>
       <w:tblStyleColBandSize w:val="1"/>
     </w:tblPr>
   </w:style>
   <w:style w:type="table" w:customStyle="1" w:styleId="af5">
-    <w:basedOn w:val="TableNormal"/>
+    <w:basedOn w:val="TableNormal0"/>
     <w:tblPr>
       <w:tblStyleRowBandSize w:val="1"/>
       <w:tblStyleColBandSize w:val="1"/>
     </w:tblPr>
   </w:style>
   <w:style w:type="table" w:customStyle="1" w:styleId="af6">
-    <w:basedOn w:val="TableNormal"/>
+    <w:basedOn w:val="TableNormal0"/>
     <w:tblPr>
       <w:tblStyleRowBandSize w:val="1"/>
       <w:tblStyleColBandSize w:val="1"/>
     </w:tblPr>
   </w:style>
   <w:style w:type="table" w:customStyle="1" w:styleId="af7">
-    <w:basedOn w:val="TableNormal"/>
+    <w:basedOn w:val="TableNormal0"/>
     <w:tblPr>
       <w:tblStyleRowBandSize w:val="1"/>
       <w:tblStyleColBandSize w:val="1"/>
     </w:tblPr>
   </w:style>
   <w:style w:type="table" w:customStyle="1" w:styleId="af8">
-    <w:basedOn w:val="TableNormal"/>
+    <w:basedOn w:val="TableNormal0"/>
     <w:tblPr>
       <w:tblStyleRowBandSize w:val="1"/>
       <w:tblStyleColBandSize w:val="1"/>
     </w:tblPr>
   </w:style>
   <w:style w:type="table" w:customStyle="1" w:styleId="af9">
-    <w:basedOn w:val="TableNormal"/>
+    <w:basedOn w:val="TableNormal0"/>
     <w:tblPr>
       <w:tblStyleRowBandSize w:val="1"/>
       <w:tblStyleColBandSize w:val="1"/>
     </w:tblPr>
   </w:style>
   <w:style w:type="table" w:customStyle="1" w:styleId="afa">
-    <w:basedOn w:val="TableNormal"/>
+    <w:basedOn w:val="TableNormal0"/>
     <w:tblPr>
       <w:tblStyleRowBandSize w:val="1"/>
       <w:tblStyleColBandSize w:val="1"/>
     </w:tblPr>
+  </w:style>
+  <w:style w:type="character" w:styleId="Hyperlink">
+    <w:name w:val="Hyperlink"/>
+    <w:basedOn w:val="DefaultParagraphFont"/>
+    <w:uiPriority w:val="99"/>
+    <w:unhideWhenUsed/>
+    <w:rsid w:val="00EC609C"/>
+    <w:rPr>
+      <w:color w:val="0000FF" w:themeColor="hyperlink"/>
+      <w:u w:val="single"/>
+    </w:rPr>
+  </w:style>
+  <w:style w:type="character" w:styleId="UnresolvedMention">
+    <w:name w:val="Unresolved Mention"/>
+    <w:basedOn w:val="DefaultParagraphFont"/>
+    <w:uiPriority w:val="99"/>
+    <w:semiHidden/>
+    <w:unhideWhenUsed/>
+    <w:rsid w:val="00EC609C"/>
+    <w:rPr>
+      <w:color w:val="605E5C"/>
+      <w:shd w:val="clear" w:color="auto" w:fill="E1DFDD"/>
+    </w:rPr>
   </w:style>
 </w:styles>
 </file>
